--- a/hin/docx/054.content.docx
+++ b/hin/docx/054.content.docx
@@ -605,138 +605,102 @@
           <w:lang w:val="hi_IN" w:bidi="hi_IN"/>
         </w:rPr>
       </w:r>
-      <w:hyperlink r:id="rId13">
-        <w:r>
-          <w:rPr>
-            <w:lang w:val="hi_IN" w:bidi="hi_IN"/>
-          </w:rPr>
-          <w:rPr>
-            <w:color w:val="0000EE"/>
-            <w:u w:val="single"/>
-          </w:rPr>
-          <w:t>1 शमूएल 31:9–10</w:t>
-        </w:r>
-      </w:hyperlink>
-    </w:p>
-    <w:p>
-      <w:pPr>
-        <w:pStyle w:val="ListBullet"/>
-        <w:spacing w:line="240" w:lineRule="auto"/>
-        <w:ind w:left="720"/>
-      </w:pPr>
-      <w:r>
-        <w:rPr>
-          <w:lang w:val="hi_IN" w:bidi="hi_IN"/>
-        </w:rPr>
-      </w:r>
-      <w:hyperlink r:id="rId14">
-        <w:r>
-          <w:rPr>
-            <w:lang w:val="hi_IN" w:bidi="hi_IN"/>
-          </w:rPr>
-          <w:rPr>
-            <w:color w:val="0000EE"/>
-            <w:u w:val="single"/>
-          </w:rPr>
-          <w:t>2 शमूएल 20:8</w:t>
-        </w:r>
-      </w:hyperlink>
-    </w:p>
-    <w:p>
-      <w:pPr>
-        <w:pStyle w:val="ListBullet"/>
-        <w:spacing w:line="240" w:lineRule="auto"/>
-        <w:ind w:left="720"/>
-      </w:pPr>
-      <w:r>
-        <w:rPr>
-          <w:lang w:val="hi_IN" w:bidi="hi_IN"/>
-        </w:rPr>
-      </w:r>
-      <w:hyperlink r:id="rId15">
-        <w:r>
-          <w:rPr>
-            <w:lang w:val="hi_IN" w:bidi="hi_IN"/>
-          </w:rPr>
-          <w:rPr>
-            <w:color w:val="0000EE"/>
-            <w:u w:val="single"/>
-          </w:rPr>
-          <w:t>इफिसियों 6:11</w:t>
-        </w:r>
-      </w:hyperlink>
-    </w:p>
-    <w:p>
-      <w:pPr>
-        <w:pStyle w:val="ListBullet"/>
-        <w:spacing w:line="240" w:lineRule="auto"/>
-        <w:ind w:left="720"/>
-      </w:pPr>
-      <w:r>
-        <w:rPr>
-          <w:lang w:val="hi_IN" w:bidi="hi_IN"/>
-        </w:rPr>
-      </w:r>
-      <w:hyperlink r:id="rId16">
-        <w:r>
-          <w:rPr>
-            <w:lang w:val="hi_IN" w:bidi="hi_IN"/>
-          </w:rPr>
-          <w:rPr>
-            <w:color w:val="0000EE"/>
-            <w:u w:val="single"/>
-          </w:rPr>
-          <w:t>यिर्मयाह 51:3–4</w:t>
-        </w:r>
-      </w:hyperlink>
-    </w:p>
-    <w:p>
-      <w:pPr>
-        <w:pStyle w:val="ListBullet"/>
-        <w:spacing w:line="240" w:lineRule="auto"/>
-        <w:ind w:left="720"/>
-      </w:pPr>
-      <w:r>
-        <w:rPr>
-          <w:lang w:val="hi_IN" w:bidi="hi_IN"/>
-        </w:rPr>
-      </w:r>
-      <w:hyperlink r:id="rId17">
-        <w:r>
-          <w:rPr>
-            <w:lang w:val="hi_IN" w:bidi="hi_IN"/>
-          </w:rPr>
-          <w:rPr>
-            <w:color w:val="0000EE"/>
-            <w:u w:val="single"/>
-          </w:rPr>
-          <w:t>लूका 11:22</w:t>
-        </w:r>
-      </w:hyperlink>
-    </w:p>
-    <w:p>
-      <w:pPr>
-        <w:pStyle w:val="ListBullet"/>
-        <w:spacing w:line="240" w:lineRule="auto"/>
-        <w:ind w:left="720"/>
-      </w:pPr>
-      <w:r>
-        <w:rPr>
-          <w:lang w:val="hi_IN" w:bidi="hi_IN"/>
-        </w:rPr>
-      </w:r>
-      <w:hyperlink r:id="rId18">
-        <w:r>
-          <w:rPr>
-            <w:lang w:val="hi_IN" w:bidi="hi_IN"/>
-          </w:rPr>
-          <w:rPr>
-            <w:color w:val="0000EE"/>
-            <w:u w:val="single"/>
-          </w:rPr>
-          <w:t>नहेम्याह 4:15–16</w:t>
-        </w:r>
-      </w:hyperlink>
+      <w:r>
+        <w:rPr>
+          <w:lang w:val="hi_IN" w:bidi="hi_IN"/>
+        </w:rPr>
+        <w:t>1 शमूएल 31:9–10</w:t>
+      </w:r>
+    </w:p>
+    <w:p>
+      <w:pPr>
+        <w:pStyle w:val="ListBullet"/>
+        <w:spacing w:line="240" w:lineRule="auto"/>
+        <w:ind w:left="720"/>
+      </w:pPr>
+      <w:r>
+        <w:rPr>
+          <w:lang w:val="hi_IN" w:bidi="hi_IN"/>
+        </w:rPr>
+      </w:r>
+      <w:r>
+        <w:rPr>
+          <w:lang w:val="hi_IN" w:bidi="hi_IN"/>
+        </w:rPr>
+        <w:t>2 शमूएल 20:8</w:t>
+      </w:r>
+    </w:p>
+    <w:p>
+      <w:pPr>
+        <w:pStyle w:val="ListBullet"/>
+        <w:spacing w:line="240" w:lineRule="auto"/>
+        <w:ind w:left="720"/>
+      </w:pPr>
+      <w:r>
+        <w:rPr>
+          <w:lang w:val="hi_IN" w:bidi="hi_IN"/>
+        </w:rPr>
+      </w:r>
+      <w:r>
+        <w:rPr>
+          <w:lang w:val="hi_IN" w:bidi="hi_IN"/>
+        </w:rPr>
+        <w:t>इफिसियों 6:11</w:t>
+      </w:r>
+    </w:p>
+    <w:p>
+      <w:pPr>
+        <w:pStyle w:val="ListBullet"/>
+        <w:spacing w:line="240" w:lineRule="auto"/>
+        <w:ind w:left="720"/>
+      </w:pPr>
+      <w:r>
+        <w:rPr>
+          <w:lang w:val="hi_IN" w:bidi="hi_IN"/>
+        </w:rPr>
+      </w:r>
+      <w:r>
+        <w:rPr>
+          <w:lang w:val="hi_IN" w:bidi="hi_IN"/>
+        </w:rPr>
+        <w:t>यिर्मयाह 51:3–4</w:t>
+      </w:r>
+    </w:p>
+    <w:p>
+      <w:pPr>
+        <w:pStyle w:val="ListBullet"/>
+        <w:spacing w:line="240" w:lineRule="auto"/>
+        <w:ind w:left="720"/>
+      </w:pPr>
+      <w:r>
+        <w:rPr>
+          <w:lang w:val="hi_IN" w:bidi="hi_IN"/>
+        </w:rPr>
+      </w:r>
+      <w:r>
+        <w:rPr>
+          <w:lang w:val="hi_IN" w:bidi="hi_IN"/>
+        </w:rPr>
+        <w:t>लूका 11:22</w:t>
+      </w:r>
+    </w:p>
+    <w:p>
+      <w:pPr>
+        <w:pStyle w:val="ListBullet"/>
+        <w:spacing w:line="240" w:lineRule="auto"/>
+        <w:ind w:left="720"/>
+      </w:pPr>
+      <w:r>
+        <w:rPr>
+          <w:lang w:val="hi_IN" w:bidi="hi_IN"/>
+        </w:rPr>
+      </w:r>
+      <w:r>
+        <w:rPr>
+          <w:lang w:val="hi_IN" w:bidi="hi_IN"/>
+        </w:rPr>
+        <w:t>नहेम्याह 4:15–16</w:t>
+      </w:r>
     </w:p>
     <w:p>
       <w:pPr>
@@ -1056,114 +1020,84 @@
           <w:lang w:val="hi_IN" w:bidi="hi_IN"/>
         </w:rPr>
       </w:r>
-      <w:hyperlink r:id="rId19">
-        <w:r>
-          <w:rPr>
-            <w:lang w:val="hi_IN" w:bidi="hi_IN"/>
-          </w:rPr>
-          <w:rPr>
-            <w:color w:val="0000EE"/>
-            <w:u w:val="single"/>
-          </w:rPr>
-          <w:t>दानिय्येल 01:6–7</w:t>
-        </w:r>
-      </w:hyperlink>
-    </w:p>
-    <w:p>
-      <w:pPr>
-        <w:pStyle w:val="ListBullet"/>
-        <w:spacing w:line="240" w:lineRule="auto"/>
-        <w:ind w:left="720"/>
-      </w:pPr>
-      <w:r>
-        <w:rPr>
-          <w:lang w:val="hi_IN" w:bidi="hi_IN"/>
-        </w:rPr>
-      </w:r>
-      <w:hyperlink r:id="rId20">
-        <w:r>
-          <w:rPr>
-            <w:lang w:val="hi_IN" w:bidi="hi_IN"/>
-          </w:rPr>
-          <w:rPr>
-            <w:color w:val="0000EE"/>
-            <w:u w:val="single"/>
-          </w:rPr>
-          <w:t>दानिय्येल 02:17–18</w:t>
-        </w:r>
-      </w:hyperlink>
-    </w:p>
-    <w:p>
-      <w:pPr>
-        <w:pStyle w:val="ListBullet"/>
-        <w:spacing w:line="240" w:lineRule="auto"/>
-        <w:ind w:left="720"/>
-      </w:pPr>
-      <w:r>
-        <w:rPr>
-          <w:lang w:val="hi_IN" w:bidi="hi_IN"/>
-        </w:rPr>
-      </w:r>
-      <w:hyperlink r:id="rId21">
-        <w:r>
-          <w:rPr>
-            <w:lang w:val="hi_IN" w:bidi="hi_IN"/>
-          </w:rPr>
-          <w:rPr>
-            <w:color w:val="0000EE"/>
-            <w:u w:val="single"/>
-          </w:rPr>
-          <w:t>यिर्मयाह 28:1–2</w:t>
-        </w:r>
-      </w:hyperlink>
-    </w:p>
-    <w:p>
-      <w:pPr>
-        <w:pStyle w:val="ListBullet"/>
-        <w:spacing w:line="240" w:lineRule="auto"/>
-        <w:ind w:left="720"/>
-      </w:pPr>
-      <w:r>
-        <w:rPr>
-          <w:lang w:val="hi_IN" w:bidi="hi_IN"/>
-        </w:rPr>
-      </w:r>
-      <w:hyperlink r:id="rId22">
-        <w:r>
-          <w:rPr>
-            <w:lang w:val="hi_IN" w:bidi="hi_IN"/>
-          </w:rPr>
-          <w:rPr>
-            <w:color w:val="0000EE"/>
-            <w:u w:val="single"/>
-          </w:rPr>
-          <w:t>यिर्मयाह 28:5–7</w:t>
-        </w:r>
-      </w:hyperlink>
-    </w:p>
-    <w:p>
-      <w:pPr>
-        <w:pStyle w:val="ListBullet"/>
-        <w:spacing w:line="240" w:lineRule="auto"/>
-        <w:ind w:left="720"/>
-      </w:pPr>
-      <w:r>
-        <w:rPr>
-          <w:lang w:val="hi_IN" w:bidi="hi_IN"/>
-        </w:rPr>
-      </w:r>
-      <w:hyperlink r:id="rId23">
-        <w:r>
-          <w:rPr>
-            <w:lang w:val="hi_IN" w:bidi="hi_IN"/>
-          </w:rPr>
-          <w:rPr>
-            <w:color w:val="0000EE"/>
-            <w:u w:val="single"/>
-          </w:rPr>
-          <w:t>यिर्मयाह 28:15–17</w:t>
-        </w:r>
-      </w:hyperlink>
+      <w:r>
+        <w:rPr>
+          <w:lang w:val="hi_IN" w:bidi="hi_IN"/>
+        </w:rPr>
+        <w:t>दानिय्येल 01:6–7</w:t>
+      </w:r>
+    </w:p>
+    <w:p>
+      <w:pPr>
+        <w:pStyle w:val="ListBullet"/>
+        <w:spacing w:line="240" w:lineRule="auto"/>
+        <w:ind w:left="720"/>
+      </w:pPr>
+      <w:r>
+        <w:rPr>
+          <w:lang w:val="hi_IN" w:bidi="hi_IN"/>
+        </w:rPr>
+      </w:r>
+      <w:r>
+        <w:rPr>
+          <w:lang w:val="hi_IN" w:bidi="hi_IN"/>
+        </w:rPr>
+        <w:t>दानिय्येल 02:17–18</w:t>
+      </w:r>
+    </w:p>
+    <w:p>
+      <w:pPr>
+        <w:pStyle w:val="ListBullet"/>
+        <w:spacing w:line="240" w:lineRule="auto"/>
+        <w:ind w:left="720"/>
+      </w:pPr>
+      <w:r>
+        <w:rPr>
+          <w:lang w:val="hi_IN" w:bidi="hi_IN"/>
+        </w:rPr>
+      </w:r>
+      <w:r>
+        <w:rPr>
+          <w:lang w:val="hi_IN" w:bidi="hi_IN"/>
+        </w:rPr>
+        <w:t>यिर्मयाह 28:1–2</w:t>
+      </w:r>
+    </w:p>
+    <w:p>
+      <w:pPr>
+        <w:pStyle w:val="ListBullet"/>
+        <w:spacing w:line="240" w:lineRule="auto"/>
+        <w:ind w:left="720"/>
+      </w:pPr>
+      <w:r>
+        <w:rPr>
+          <w:lang w:val="hi_IN" w:bidi="hi_IN"/>
+        </w:rPr>
+      </w:r>
+      <w:r>
+        <w:rPr>
+          <w:lang w:val="hi_IN" w:bidi="hi_IN"/>
+        </w:rPr>
+        <w:t>यिर्मयाह 28:5–7</w:t>
+      </w:r>
+    </w:p>
+    <w:p>
+      <w:pPr>
+        <w:pStyle w:val="ListBullet"/>
+        <w:spacing w:line="240" w:lineRule="auto"/>
+        <w:ind w:left="720"/>
+      </w:pPr>
+      <w:r>
+        <w:rPr>
+          <w:lang w:val="hi_IN" w:bidi="hi_IN"/>
+        </w:rPr>
+      </w:r>
+      <w:r>
+        <w:rPr>
+          <w:lang w:val="hi_IN" w:bidi="hi_IN"/>
+        </w:rPr>
+        <w:t>यिर्मयाह 28:15–17</w:t>
+      </w:r>
     </w:p>
     <w:p>
       <w:pPr>
@@ -1381,114 +1315,84 @@
           <w:lang w:val="hi_IN" w:bidi="hi_IN"/>
         </w:rPr>
       </w:r>
-      <w:hyperlink r:id="rId24">
-        <w:r>
-          <w:rPr>
-            <w:lang w:val="hi_IN" w:bidi="hi_IN"/>
-          </w:rPr>
-          <w:rPr>
-            <w:color w:val="0000EE"/>
-            <w:u w:val="single"/>
-          </w:rPr>
-          <w:t>1 इतिहास 1:3</w:t>
-        </w:r>
-      </w:hyperlink>
-    </w:p>
-    <w:p>
-      <w:pPr>
-        <w:pStyle w:val="ListBullet"/>
-        <w:spacing w:line="240" w:lineRule="auto"/>
-        <w:ind w:left="720"/>
-      </w:pPr>
-      <w:r>
-        <w:rPr>
-          <w:lang w:val="hi_IN" w:bidi="hi_IN"/>
-        </w:rPr>
-      </w:r>
-      <w:hyperlink r:id="rId25">
-        <w:r>
-          <w:rPr>
-            <w:lang w:val="hi_IN" w:bidi="hi_IN"/>
-          </w:rPr>
-          <w:rPr>
-            <w:color w:val="0000EE"/>
-            <w:u w:val="single"/>
-          </w:rPr>
-          <w:t>उत्पत्ति 5:18–20</w:t>
-        </w:r>
-      </w:hyperlink>
-    </w:p>
-    <w:p>
-      <w:pPr>
-        <w:pStyle w:val="ListBullet"/>
-        <w:spacing w:line="240" w:lineRule="auto"/>
-        <w:ind w:left="720"/>
-      </w:pPr>
-      <w:r>
-        <w:rPr>
-          <w:lang w:val="hi_IN" w:bidi="hi_IN"/>
-        </w:rPr>
-      </w:r>
-      <w:hyperlink r:id="rId26">
-        <w:r>
-          <w:rPr>
-            <w:lang w:val="hi_IN" w:bidi="hi_IN"/>
-          </w:rPr>
-          <w:rPr>
-            <w:color w:val="0000EE"/>
-            <w:u w:val="single"/>
-          </w:rPr>
-          <w:t>उत्पत्ति 5:24</w:t>
-        </w:r>
-      </w:hyperlink>
-    </w:p>
-    <w:p>
-      <w:pPr>
-        <w:pStyle w:val="ListBullet"/>
-        <w:spacing w:line="240" w:lineRule="auto"/>
-        <w:ind w:left="720"/>
-      </w:pPr>
-      <w:r>
-        <w:rPr>
-          <w:lang w:val="hi_IN" w:bidi="hi_IN"/>
-        </w:rPr>
-      </w:r>
-      <w:hyperlink r:id="rId27">
-        <w:r>
-          <w:rPr>
-            <w:lang w:val="hi_IN" w:bidi="hi_IN"/>
-          </w:rPr>
-          <w:rPr>
-            <w:color w:val="0000EE"/>
-            <w:u w:val="single"/>
-          </w:rPr>
-          <w:t>यहूदा 1:14</w:t>
-        </w:r>
-      </w:hyperlink>
-    </w:p>
-    <w:p>
-      <w:pPr>
-        <w:pStyle w:val="ListBullet"/>
-        <w:spacing w:line="240" w:lineRule="auto"/>
-        <w:ind w:left="720"/>
-      </w:pPr>
-      <w:r>
-        <w:rPr>
-          <w:lang w:val="hi_IN" w:bidi="hi_IN"/>
-        </w:rPr>
-      </w:r>
-      <w:hyperlink r:id="rId28">
-        <w:r>
-          <w:rPr>
-            <w:lang w:val="hi_IN" w:bidi="hi_IN"/>
-          </w:rPr>
-          <w:rPr>
-            <w:color w:val="0000EE"/>
-            <w:u w:val="single"/>
-          </w:rPr>
-          <w:t>लूका 3:36–38</w:t>
-        </w:r>
-      </w:hyperlink>
+      <w:r>
+        <w:rPr>
+          <w:lang w:val="hi_IN" w:bidi="hi_IN"/>
+        </w:rPr>
+        <w:t>1 इतिहास 1:3</w:t>
+      </w:r>
+    </w:p>
+    <w:p>
+      <w:pPr>
+        <w:pStyle w:val="ListBullet"/>
+        <w:spacing w:line="240" w:lineRule="auto"/>
+        <w:ind w:left="720"/>
+      </w:pPr>
+      <w:r>
+        <w:rPr>
+          <w:lang w:val="hi_IN" w:bidi="hi_IN"/>
+        </w:rPr>
+      </w:r>
+      <w:r>
+        <w:rPr>
+          <w:lang w:val="hi_IN" w:bidi="hi_IN"/>
+        </w:rPr>
+        <w:t>उत्पत्ति 5:18–20</w:t>
+      </w:r>
+    </w:p>
+    <w:p>
+      <w:pPr>
+        <w:pStyle w:val="ListBullet"/>
+        <w:spacing w:line="240" w:lineRule="auto"/>
+        <w:ind w:left="720"/>
+      </w:pPr>
+      <w:r>
+        <w:rPr>
+          <w:lang w:val="hi_IN" w:bidi="hi_IN"/>
+        </w:rPr>
+      </w:r>
+      <w:r>
+        <w:rPr>
+          <w:lang w:val="hi_IN" w:bidi="hi_IN"/>
+        </w:rPr>
+        <w:t>उत्पत्ति 5:24</w:t>
+      </w:r>
+    </w:p>
+    <w:p>
+      <w:pPr>
+        <w:pStyle w:val="ListBullet"/>
+        <w:spacing w:line="240" w:lineRule="auto"/>
+        <w:ind w:left="720"/>
+      </w:pPr>
+      <w:r>
+        <w:rPr>
+          <w:lang w:val="hi_IN" w:bidi="hi_IN"/>
+        </w:rPr>
+      </w:r>
+      <w:r>
+        <w:rPr>
+          <w:lang w:val="hi_IN" w:bidi="hi_IN"/>
+        </w:rPr>
+        <w:t>यहूदा 1:14</w:t>
+      </w:r>
+    </w:p>
+    <w:p>
+      <w:pPr>
+        <w:pStyle w:val="ListBullet"/>
+        <w:spacing w:line="240" w:lineRule="auto"/>
+        <w:ind w:left="720"/>
+      </w:pPr>
+      <w:r>
+        <w:rPr>
+          <w:lang w:val="hi_IN" w:bidi="hi_IN"/>
+        </w:rPr>
+      </w:r>
+      <w:r>
+        <w:rPr>
+          <w:lang w:val="hi_IN" w:bidi="hi_IN"/>
+        </w:rPr>
+        <w:t>लूका 3:36–38</w:t>
+      </w:r>
     </w:p>
     <w:p>
       <w:pPr>
@@ -1724,66 +1628,48 @@
           <w:lang w:val="hi_IN" w:bidi="hi_IN"/>
         </w:rPr>
       </w:r>
-      <w:hyperlink r:id="rId29">
-        <w:r>
-          <w:rPr>
-            <w:lang w:val="hi_IN" w:bidi="hi_IN"/>
-          </w:rPr>
-          <w:rPr>
-            <w:color w:val="0000EE"/>
-            <w:u w:val="single"/>
-          </w:rPr>
-          <w:t>प्रे.का. 4:5–7</w:t>
-        </w:r>
-      </w:hyperlink>
-    </w:p>
-    <w:p>
-      <w:pPr>
-        <w:pStyle w:val="ListBullet"/>
-        <w:spacing w:line="240" w:lineRule="auto"/>
-        <w:ind w:left="720"/>
-      </w:pPr>
-      <w:r>
-        <w:rPr>
-          <w:lang w:val="hi_IN" w:bidi="hi_IN"/>
-        </w:rPr>
-      </w:r>
-      <w:hyperlink r:id="rId30">
-        <w:r>
-          <w:rPr>
-            <w:lang w:val="hi_IN" w:bidi="hi_IN"/>
-          </w:rPr>
-          <w:rPr>
-            <w:color w:val="0000EE"/>
-            <w:u w:val="single"/>
-          </w:rPr>
-          <w:t>यूहन्ना 18:22–24</w:t>
-        </w:r>
-      </w:hyperlink>
-    </w:p>
-    <w:p>
-      <w:pPr>
-        <w:pStyle w:val="ListBullet"/>
-        <w:spacing w:line="240" w:lineRule="auto"/>
-        <w:ind w:left="720"/>
-      </w:pPr>
-      <w:r>
-        <w:rPr>
-          <w:lang w:val="hi_IN" w:bidi="hi_IN"/>
-        </w:rPr>
-      </w:r>
-      <w:hyperlink r:id="rId31">
-        <w:r>
-          <w:rPr>
-            <w:lang w:val="hi_IN" w:bidi="hi_IN"/>
-          </w:rPr>
-          <w:rPr>
-            <w:color w:val="0000EE"/>
-            <w:u w:val="single"/>
-          </w:rPr>
-          <w:t>लूका 3:2</w:t>
-        </w:r>
-      </w:hyperlink>
+      <w:r>
+        <w:rPr>
+          <w:lang w:val="hi_IN" w:bidi="hi_IN"/>
+        </w:rPr>
+        <w:t>प्रे.का. 4:5–7</w:t>
+      </w:r>
+    </w:p>
+    <w:p>
+      <w:pPr>
+        <w:pStyle w:val="ListBullet"/>
+        <w:spacing w:line="240" w:lineRule="auto"/>
+        <w:ind w:left="720"/>
+      </w:pPr>
+      <w:r>
+        <w:rPr>
+          <w:lang w:val="hi_IN" w:bidi="hi_IN"/>
+        </w:rPr>
+      </w:r>
+      <w:r>
+        <w:rPr>
+          <w:lang w:val="hi_IN" w:bidi="hi_IN"/>
+        </w:rPr>
+        <w:t>यूहन्ना 18:22–24</w:t>
+      </w:r>
+    </w:p>
+    <w:p>
+      <w:pPr>
+        <w:pStyle w:val="ListBullet"/>
+        <w:spacing w:line="240" w:lineRule="auto"/>
+        <w:ind w:left="720"/>
+      </w:pPr>
+      <w:r>
+        <w:rPr>
+          <w:lang w:val="hi_IN" w:bidi="hi_IN"/>
+        </w:rPr>
+      </w:r>
+      <w:r>
+        <w:rPr>
+          <w:lang w:val="hi_IN" w:bidi="hi_IN"/>
+        </w:rPr>
+        <w:t>लूका 3:2</w:t>
+      </w:r>
     </w:p>
     <w:p>
       <w:pPr>
@@ -2019,42 +1905,30 @@
           <w:lang w:val="hi_IN" w:bidi="hi_IN"/>
         </w:rPr>
       </w:r>
-      <w:hyperlink r:id="rId13">
-        <w:r>
-          <w:rPr>
-            <w:lang w:val="hi_IN" w:bidi="hi_IN"/>
-          </w:rPr>
-          <w:rPr>
-            <w:color w:val="0000EE"/>
-            <w:u w:val="single"/>
-          </w:rPr>
-          <w:t>1 शमूएल 01:1–2</w:t>
-        </w:r>
-      </w:hyperlink>
-    </w:p>
-    <w:p>
-      <w:pPr>
-        <w:pStyle w:val="ListBullet"/>
-        <w:spacing w:line="240" w:lineRule="auto"/>
-        <w:ind w:left="720"/>
-      </w:pPr>
-      <w:r>
-        <w:rPr>
-          <w:lang w:val="hi_IN" w:bidi="hi_IN"/>
-        </w:rPr>
-      </w:r>
-      <w:hyperlink r:id="rId13">
-        <w:r>
-          <w:rPr>
-            <w:lang w:val="hi_IN" w:bidi="hi_IN"/>
-          </w:rPr>
-          <w:rPr>
-            <w:color w:val="0000EE"/>
-            <w:u w:val="single"/>
-          </w:rPr>
-          <w:t>1 शमूएल 02:1</w:t>
-        </w:r>
-      </w:hyperlink>
+      <w:r>
+        <w:rPr>
+          <w:lang w:val="hi_IN" w:bidi="hi_IN"/>
+        </w:rPr>
+        <w:t>1 शमूएल 01:1–2</w:t>
+      </w:r>
+    </w:p>
+    <w:p>
+      <w:pPr>
+        <w:pStyle w:val="ListBullet"/>
+        <w:spacing w:line="240" w:lineRule="auto"/>
+        <w:ind w:left="720"/>
+      </w:pPr>
+      <w:r>
+        <w:rPr>
+          <w:lang w:val="hi_IN" w:bidi="hi_IN"/>
+        </w:rPr>
+      </w:r>
+      <w:r>
+        <w:rPr>
+          <w:lang w:val="hi_IN" w:bidi="hi_IN"/>
+        </w:rPr>
+        <w:t>1 शमूएल 02:1</w:t>
+      </w:r>
     </w:p>
     <w:p>
       <w:pPr>
@@ -2284,18 +2158,12 @@
           <w:lang w:val="hi_IN" w:bidi="hi_IN"/>
         </w:rPr>
       </w:r>
-      <w:hyperlink r:id="rId32">
-        <w:r>
-          <w:rPr>
-            <w:lang w:val="hi_IN" w:bidi="hi_IN"/>
-          </w:rPr>
-          <w:rPr>
-            <w:color w:val="0000EE"/>
-            <w:u w:val="single"/>
-          </w:rPr>
-          <w:t>हबक्कूक 01:1–2</w:t>
-        </w:r>
-      </w:hyperlink>
+      <w:r>
+        <w:rPr>
+          <w:lang w:val="hi_IN" w:bidi="hi_IN"/>
+        </w:rPr>
+        <w:t>हबक्कूक 01:1–2</w:t>
+      </w:r>
     </w:p>
     <w:p>
       <w:pPr>
@@ -2499,90 +2367,66 @@
           <w:lang w:val="hi_IN" w:bidi="hi_IN"/>
         </w:rPr>
       </w:r>
-      <w:hyperlink r:id="rId13">
-        <w:r>
-          <w:rPr>
-            <w:lang w:val="hi_IN" w:bidi="hi_IN"/>
-          </w:rPr>
-          <w:rPr>
-            <w:color w:val="0000EE"/>
-            <w:u w:val="single"/>
-          </w:rPr>
-          <w:t>1 शमूएल 8:10–12</w:t>
-        </w:r>
-      </w:hyperlink>
-    </w:p>
-    <w:p>
-      <w:pPr>
-        <w:pStyle w:val="ListBullet"/>
-        <w:spacing w:line="240" w:lineRule="auto"/>
-        <w:ind w:left="720"/>
-      </w:pPr>
-      <w:r>
-        <w:rPr>
-          <w:lang w:val="hi_IN" w:bidi="hi_IN"/>
-        </w:rPr>
-      </w:r>
-      <w:hyperlink r:id="rId33">
-        <w:r>
-          <w:rPr>
-            <w:lang w:val="hi_IN" w:bidi="hi_IN"/>
-          </w:rPr>
-          <w:rPr>
-            <w:color w:val="0000EE"/>
-            <w:u w:val="single"/>
-          </w:rPr>
-          <w:t>व्यवस्थाविवरण 21:4</w:t>
-        </w:r>
-      </w:hyperlink>
-    </w:p>
-    <w:p>
-      <w:pPr>
-        <w:pStyle w:val="ListBullet"/>
-        <w:spacing w:line="240" w:lineRule="auto"/>
-        <w:ind w:left="720"/>
-      </w:pPr>
-      <w:r>
-        <w:rPr>
-          <w:lang w:val="hi_IN" w:bidi="hi_IN"/>
-        </w:rPr>
-      </w:r>
-      <w:hyperlink r:id="rId34">
-        <w:r>
-          <w:rPr>
-            <w:lang w:val="hi_IN" w:bidi="hi_IN"/>
-          </w:rPr>
-          <w:rPr>
-            <w:color w:val="0000EE"/>
-            <w:u w:val="single"/>
-          </w:rPr>
-          <w:t>लूका 9:62</w:t>
-        </w:r>
-      </w:hyperlink>
-    </w:p>
-    <w:p>
-      <w:pPr>
-        <w:pStyle w:val="ListBullet"/>
-        <w:spacing w:line="240" w:lineRule="auto"/>
-        <w:ind w:left="720"/>
-      </w:pPr>
-      <w:r>
-        <w:rPr>
-          <w:lang w:val="hi_IN" w:bidi="hi_IN"/>
-        </w:rPr>
-      </w:r>
-      <w:hyperlink r:id="rId35">
-        <w:r>
-          <w:rPr>
-            <w:lang w:val="hi_IN" w:bidi="hi_IN"/>
-          </w:rPr>
-          <w:rPr>
-            <w:color w:val="0000EE"/>
-            <w:u w:val="single"/>
-          </w:rPr>
-          <w:t>लूका 17:7</w:t>
-        </w:r>
-      </w:hyperlink>
+      <w:r>
+        <w:rPr>
+          <w:lang w:val="hi_IN" w:bidi="hi_IN"/>
+        </w:rPr>
+        <w:t>1 शमूएल 8:10–12</w:t>
+      </w:r>
+    </w:p>
+    <w:p>
+      <w:pPr>
+        <w:pStyle w:val="ListBullet"/>
+        <w:spacing w:line="240" w:lineRule="auto"/>
+        <w:ind w:left="720"/>
+      </w:pPr>
+      <w:r>
+        <w:rPr>
+          <w:lang w:val="hi_IN" w:bidi="hi_IN"/>
+        </w:rPr>
+      </w:r>
+      <w:r>
+        <w:rPr>
+          <w:lang w:val="hi_IN" w:bidi="hi_IN"/>
+        </w:rPr>
+        <w:t>व्यवस्थाविवरण 21:4</w:t>
+      </w:r>
+    </w:p>
+    <w:p>
+      <w:pPr>
+        <w:pStyle w:val="ListBullet"/>
+        <w:spacing w:line="240" w:lineRule="auto"/>
+        <w:ind w:left="720"/>
+      </w:pPr>
+      <w:r>
+        <w:rPr>
+          <w:lang w:val="hi_IN" w:bidi="hi_IN"/>
+        </w:rPr>
+      </w:r>
+      <w:r>
+        <w:rPr>
+          <w:lang w:val="hi_IN" w:bidi="hi_IN"/>
+        </w:rPr>
+        <w:t>लूका 9:62</w:t>
+      </w:r>
+    </w:p>
+    <w:p>
+      <w:pPr>
+        <w:pStyle w:val="ListBullet"/>
+        <w:spacing w:line="240" w:lineRule="auto"/>
+        <w:ind w:left="720"/>
+      </w:pPr>
+      <w:r>
+        <w:rPr>
+          <w:lang w:val="hi_IN" w:bidi="hi_IN"/>
+        </w:rPr>
+      </w:r>
+      <w:r>
+        <w:rPr>
+          <w:lang w:val="hi_IN" w:bidi="hi_IN"/>
+        </w:rPr>
+        <w:t>लूका 17:7</w:t>
+      </w:r>
     </w:p>
     <w:p>
       <w:pPr>
@@ -2830,90 +2674,66 @@
           <w:lang w:val="hi_IN" w:bidi="hi_IN"/>
         </w:rPr>
       </w:r>
-      <w:hyperlink r:id="rId36">
-        <w:r>
-          <w:rPr>
-            <w:lang w:val="hi_IN" w:bidi="hi_IN"/>
-          </w:rPr>
-          <w:rPr>
-            <w:color w:val="0000EE"/>
-            <w:u w:val="single"/>
-          </w:rPr>
-          <w:t>1 तीमुथियुस 02:13</w:t>
-        </w:r>
-      </w:hyperlink>
-    </w:p>
-    <w:p>
-      <w:pPr>
-        <w:pStyle w:val="ListBullet"/>
-        <w:spacing w:line="240" w:lineRule="auto"/>
-        <w:ind w:left="720"/>
-      </w:pPr>
-      <w:r>
-        <w:rPr>
-          <w:lang w:val="hi_IN" w:bidi="hi_IN"/>
-        </w:rPr>
-      </w:r>
-      <w:hyperlink r:id="rId37">
-        <w:r>
-          <w:rPr>
-            <w:lang w:val="hi_IN" w:bidi="hi_IN"/>
-          </w:rPr>
-          <w:rPr>
-            <w:color w:val="0000EE"/>
-            <w:u w:val="single"/>
-          </w:rPr>
-          <w:t>2 कुरिन्थियों 11:03</w:t>
-        </w:r>
-      </w:hyperlink>
-    </w:p>
-    <w:p>
-      <w:pPr>
-        <w:pStyle w:val="ListBullet"/>
-        <w:spacing w:line="240" w:lineRule="auto"/>
-        <w:ind w:left="720"/>
-      </w:pPr>
-      <w:r>
-        <w:rPr>
-          <w:lang w:val="hi_IN" w:bidi="hi_IN"/>
-        </w:rPr>
-      </w:r>
-      <w:hyperlink r:id="rId38">
-        <w:r>
-          <w:rPr>
-            <w:lang w:val="hi_IN" w:bidi="hi_IN"/>
-          </w:rPr>
-          <w:rPr>
-            <w:color w:val="0000EE"/>
-            <w:u w:val="single"/>
-          </w:rPr>
-          <w:t>उत्पत्ति 03:20</w:t>
-        </w:r>
-      </w:hyperlink>
-    </w:p>
-    <w:p>
-      <w:pPr>
-        <w:pStyle w:val="ListBullet"/>
-        <w:spacing w:line="240" w:lineRule="auto"/>
-        <w:ind w:left="720"/>
-      </w:pPr>
-      <w:r>
-        <w:rPr>
-          <w:lang w:val="hi_IN" w:bidi="hi_IN"/>
-        </w:rPr>
-      </w:r>
-      <w:hyperlink r:id="rId39">
-        <w:r>
-          <w:rPr>
-            <w:lang w:val="hi_IN" w:bidi="hi_IN"/>
-          </w:rPr>
-          <w:rPr>
-            <w:color w:val="0000EE"/>
-            <w:u w:val="single"/>
-          </w:rPr>
-          <w:t>उत्पत्ति 04:02</w:t>
-        </w:r>
-      </w:hyperlink>
+      <w:r>
+        <w:rPr>
+          <w:lang w:val="hi_IN" w:bidi="hi_IN"/>
+        </w:rPr>
+        <w:t>1 तीमुथियुस 02:13</w:t>
+      </w:r>
+    </w:p>
+    <w:p>
+      <w:pPr>
+        <w:pStyle w:val="ListBullet"/>
+        <w:spacing w:line="240" w:lineRule="auto"/>
+        <w:ind w:left="720"/>
+      </w:pPr>
+      <w:r>
+        <w:rPr>
+          <w:lang w:val="hi_IN" w:bidi="hi_IN"/>
+        </w:rPr>
+      </w:r>
+      <w:r>
+        <w:rPr>
+          <w:lang w:val="hi_IN" w:bidi="hi_IN"/>
+        </w:rPr>
+        <w:t>2 कुरिन्थियों 11:03</w:t>
+      </w:r>
+    </w:p>
+    <w:p>
+      <w:pPr>
+        <w:pStyle w:val="ListBullet"/>
+        <w:spacing w:line="240" w:lineRule="auto"/>
+        <w:ind w:left="720"/>
+      </w:pPr>
+      <w:r>
+        <w:rPr>
+          <w:lang w:val="hi_IN" w:bidi="hi_IN"/>
+        </w:rPr>
+      </w:r>
+      <w:r>
+        <w:rPr>
+          <w:lang w:val="hi_IN" w:bidi="hi_IN"/>
+        </w:rPr>
+        <w:t>उत्पत्ति 03:20</w:t>
+      </w:r>
+    </w:p>
+    <w:p>
+      <w:pPr>
+        <w:pStyle w:val="ListBullet"/>
+        <w:spacing w:line="240" w:lineRule="auto"/>
+        <w:ind w:left="720"/>
+      </w:pPr>
+      <w:r>
+        <w:rPr>
+          <w:lang w:val="hi_IN" w:bidi="hi_IN"/>
+        </w:rPr>
+      </w:r>
+      <w:r>
+        <w:rPr>
+          <w:lang w:val="hi_IN" w:bidi="hi_IN"/>
+        </w:rPr>
+        <w:t>उत्पत्ति 04:02</w:t>
+      </w:r>
     </w:p>
     <w:p>
       <w:pPr>
@@ -3384,42 +3204,30 @@
           <w:lang w:val="hi_IN" w:bidi="hi_IN"/>
         </w:rPr>
       </w:r>
-      <w:hyperlink r:id="rId40">
-        <w:r>
-          <w:rPr>
-            <w:lang w:val="hi_IN" w:bidi="hi_IN"/>
-          </w:rPr>
-          <w:rPr>
-            <w:color w:val="0000EE"/>
-            <w:u w:val="single"/>
-          </w:rPr>
-          <w:t>एज्रा 5:1–2</w:t>
-        </w:r>
-      </w:hyperlink>
-    </w:p>
-    <w:p>
-      <w:pPr>
-        <w:pStyle w:val="ListBullet"/>
-        <w:spacing w:line="240" w:lineRule="auto"/>
-        <w:ind w:left="720"/>
-      </w:pPr>
-      <w:r>
-        <w:rPr>
-          <w:lang w:val="hi_IN" w:bidi="hi_IN"/>
-        </w:rPr>
-      </w:r>
-      <w:hyperlink r:id="rId41">
-        <w:r>
-          <w:rPr>
-            <w:lang w:val="hi_IN" w:bidi="hi_IN"/>
-          </w:rPr>
-          <w:rPr>
-            <w:color w:val="0000EE"/>
-            <w:u w:val="single"/>
-          </w:rPr>
-          <w:t>एज्रा 6:13–15</w:t>
-        </w:r>
-      </w:hyperlink>
+      <w:r>
+        <w:rPr>
+          <w:lang w:val="hi_IN" w:bidi="hi_IN"/>
+        </w:rPr>
+        <w:t>एज्रा 5:1–2</w:t>
+      </w:r>
+    </w:p>
+    <w:p>
+      <w:pPr>
+        <w:pStyle w:val="ListBullet"/>
+        <w:spacing w:line="240" w:lineRule="auto"/>
+        <w:ind w:left="720"/>
+      </w:pPr>
+      <w:r>
+        <w:rPr>
+          <w:lang w:val="hi_IN" w:bidi="hi_IN"/>
+        </w:rPr>
+      </w:r>
+      <w:r>
+        <w:rPr>
+          <w:lang w:val="hi_IN" w:bidi="hi_IN"/>
+        </w:rPr>
+        <w:t>एज्रा 6:13–15</w:t>
+      </w:r>
     </w:p>
     <w:p>
       <w:pPr>
@@ -3673,90 +3481,66 @@
           <w:lang w:val="hi_IN" w:bidi="hi_IN"/>
         </w:rPr>
       </w:r>
-      <w:hyperlink r:id="rId42">
-        <w:r>
-          <w:rPr>
-            <w:lang w:val="hi_IN" w:bidi="hi_IN"/>
-          </w:rPr>
-          <w:rPr>
-            <w:color w:val="0000EE"/>
-            <w:u w:val="single"/>
-          </w:rPr>
-          <w:t>गलातियों 04:24–25</w:t>
-        </w:r>
-      </w:hyperlink>
-    </w:p>
-    <w:p>
-      <w:pPr>
-        <w:pStyle w:val="ListBullet"/>
-        <w:spacing w:line="240" w:lineRule="auto"/>
-        <w:ind w:left="720"/>
-      </w:pPr>
-      <w:r>
-        <w:rPr>
-          <w:lang w:val="hi_IN" w:bidi="hi_IN"/>
-        </w:rPr>
-      </w:r>
-      <w:hyperlink r:id="rId43">
-        <w:r>
-          <w:rPr>
-            <w:lang w:val="hi_IN" w:bidi="hi_IN"/>
-          </w:rPr>
-          <w:rPr>
-            <w:color w:val="0000EE"/>
-            <w:u w:val="single"/>
-          </w:rPr>
-          <w:t>उत्पत्ति 16:1–4</w:t>
-        </w:r>
-      </w:hyperlink>
-    </w:p>
-    <w:p>
-      <w:pPr>
-        <w:pStyle w:val="ListBullet"/>
-        <w:spacing w:line="240" w:lineRule="auto"/>
-        <w:ind w:left="720"/>
-      </w:pPr>
-      <w:r>
-        <w:rPr>
-          <w:lang w:val="hi_IN" w:bidi="hi_IN"/>
-        </w:rPr>
-      </w:r>
-      <w:hyperlink r:id="rId44">
-        <w:r>
-          <w:rPr>
-            <w:lang w:val="hi_IN" w:bidi="hi_IN"/>
-          </w:rPr>
-          <w:rPr>
-            <w:color w:val="0000EE"/>
-            <w:u w:val="single"/>
-          </w:rPr>
-          <w:t>उत्पत्ति 21:8–9</w:t>
-        </w:r>
-      </w:hyperlink>
-    </w:p>
-    <w:p>
-      <w:pPr>
-        <w:pStyle w:val="ListBullet"/>
-        <w:spacing w:line="240" w:lineRule="auto"/>
-        <w:ind w:left="720"/>
-      </w:pPr>
-      <w:r>
-        <w:rPr>
-          <w:lang w:val="hi_IN" w:bidi="hi_IN"/>
-        </w:rPr>
-      </w:r>
-      <w:hyperlink r:id="rId45">
-        <w:r>
-          <w:rPr>
-            <w:lang w:val="hi_IN" w:bidi="hi_IN"/>
-          </w:rPr>
-          <w:rPr>
-            <w:color w:val="0000EE"/>
-            <w:u w:val="single"/>
-          </w:rPr>
-          <w:t>उत्पत्ति 25:12</w:t>
-        </w:r>
-      </w:hyperlink>
+      <w:r>
+        <w:rPr>
+          <w:lang w:val="hi_IN" w:bidi="hi_IN"/>
+        </w:rPr>
+        <w:t>गलातियों 04:24–25</w:t>
+      </w:r>
+    </w:p>
+    <w:p>
+      <w:pPr>
+        <w:pStyle w:val="ListBullet"/>
+        <w:spacing w:line="240" w:lineRule="auto"/>
+        <w:ind w:left="720"/>
+      </w:pPr>
+      <w:r>
+        <w:rPr>
+          <w:lang w:val="hi_IN" w:bidi="hi_IN"/>
+        </w:rPr>
+      </w:r>
+      <w:r>
+        <w:rPr>
+          <w:lang w:val="hi_IN" w:bidi="hi_IN"/>
+        </w:rPr>
+        <w:t>उत्पत्ति 16:1–4</w:t>
+      </w:r>
+    </w:p>
+    <w:p>
+      <w:pPr>
+        <w:pStyle w:val="ListBullet"/>
+        <w:spacing w:line="240" w:lineRule="auto"/>
+        <w:ind w:left="720"/>
+      </w:pPr>
+      <w:r>
+        <w:rPr>
+          <w:lang w:val="hi_IN" w:bidi="hi_IN"/>
+        </w:rPr>
+      </w:r>
+      <w:r>
+        <w:rPr>
+          <w:lang w:val="hi_IN" w:bidi="hi_IN"/>
+        </w:rPr>
+        <w:t>उत्पत्ति 21:8–9</w:t>
+      </w:r>
+    </w:p>
+    <w:p>
+      <w:pPr>
+        <w:pStyle w:val="ListBullet"/>
+        <w:spacing w:line="240" w:lineRule="auto"/>
+        <w:ind w:left="720"/>
+      </w:pPr>
+      <w:r>
+        <w:rPr>
+          <w:lang w:val="hi_IN" w:bidi="hi_IN"/>
+        </w:rPr>
+      </w:r>
+      <w:r>
+        <w:rPr>
+          <w:lang w:val="hi_IN" w:bidi="hi_IN"/>
+        </w:rPr>
+        <w:t>उत्पत्ति 25:12</w:t>
+      </w:r>
     </w:p>
     <w:p>
       <w:pPr>
@@ -4234,114 +4018,84 @@
           <w:lang w:val="hi_IN" w:bidi="hi_IN"/>
         </w:rPr>
       </w:r>
-      <w:hyperlink r:id="rId39">
-        <w:r>
-          <w:rPr>
-            <w:lang w:val="hi_IN" w:bidi="hi_IN"/>
-          </w:rPr>
-          <w:rPr>
-            <w:color w:val="0000EE"/>
-            <w:u w:val="single"/>
-          </w:rPr>
-          <w:t>उत्पत्ति 4:2</w:t>
-        </w:r>
-      </w:hyperlink>
-    </w:p>
-    <w:p>
-      <w:pPr>
-        <w:pStyle w:val="ListBullet"/>
-        <w:spacing w:line="240" w:lineRule="auto"/>
-        <w:ind w:left="720"/>
-      </w:pPr>
-      <w:r>
-        <w:rPr>
-          <w:lang w:val="hi_IN" w:bidi="hi_IN"/>
-        </w:rPr>
-      </w:r>
-      <w:hyperlink r:id="rId46">
-        <w:r>
-          <w:rPr>
-            <w:lang w:val="hi_IN" w:bidi="hi_IN"/>
-          </w:rPr>
-          <w:rPr>
-            <w:color w:val="0000EE"/>
-            <w:u w:val="single"/>
-          </w:rPr>
-          <w:t>उत्पत्ति 4:9</w:t>
-        </w:r>
-      </w:hyperlink>
-    </w:p>
-    <w:p>
-      <w:pPr>
-        <w:pStyle w:val="ListBullet"/>
-        <w:spacing w:line="240" w:lineRule="auto"/>
-        <w:ind w:left="720"/>
-      </w:pPr>
-      <w:r>
-        <w:rPr>
-          <w:lang w:val="hi_IN" w:bidi="hi_IN"/>
-        </w:rPr>
-      </w:r>
-      <w:hyperlink r:id="rId47">
-        <w:r>
-          <w:rPr>
-            <w:lang w:val="hi_IN" w:bidi="hi_IN"/>
-          </w:rPr>
-          <w:rPr>
-            <w:color w:val="0000EE"/>
-            <w:u w:val="single"/>
-          </w:rPr>
-          <w:t>इब्रानियों 12:24</w:t>
-        </w:r>
-      </w:hyperlink>
-    </w:p>
-    <w:p>
-      <w:pPr>
-        <w:pStyle w:val="ListBullet"/>
-        <w:spacing w:line="240" w:lineRule="auto"/>
-        <w:ind w:left="720"/>
-      </w:pPr>
-      <w:r>
-        <w:rPr>
-          <w:lang w:val="hi_IN" w:bidi="hi_IN"/>
-        </w:rPr>
-      </w:r>
-      <w:hyperlink r:id="rId48">
-        <w:r>
-          <w:rPr>
-            <w:lang w:val="hi_IN" w:bidi="hi_IN"/>
-          </w:rPr>
-          <w:rPr>
-            <w:color w:val="0000EE"/>
-            <w:u w:val="single"/>
-          </w:rPr>
-          <w:t>लूका 11:49–51</w:t>
-        </w:r>
-      </w:hyperlink>
-    </w:p>
-    <w:p>
-      <w:pPr>
-        <w:pStyle w:val="ListBullet"/>
-        <w:spacing w:line="240" w:lineRule="auto"/>
-        <w:ind w:left="720"/>
-      </w:pPr>
-      <w:r>
-        <w:rPr>
-          <w:lang w:val="hi_IN" w:bidi="hi_IN"/>
-        </w:rPr>
-      </w:r>
-      <w:hyperlink r:id="rId49">
-        <w:r>
-          <w:rPr>
-            <w:lang w:val="hi_IN" w:bidi="hi_IN"/>
-          </w:rPr>
-          <w:rPr>
-            <w:color w:val="0000EE"/>
-            <w:u w:val="single"/>
-          </w:rPr>
-          <w:t>मत्ती 23:35</w:t>
-        </w:r>
-      </w:hyperlink>
+      <w:r>
+        <w:rPr>
+          <w:lang w:val="hi_IN" w:bidi="hi_IN"/>
+        </w:rPr>
+        <w:t>उत्पत्ति 4:2</w:t>
+      </w:r>
+    </w:p>
+    <w:p>
+      <w:pPr>
+        <w:pStyle w:val="ListBullet"/>
+        <w:spacing w:line="240" w:lineRule="auto"/>
+        <w:ind w:left="720"/>
+      </w:pPr>
+      <w:r>
+        <w:rPr>
+          <w:lang w:val="hi_IN" w:bidi="hi_IN"/>
+        </w:rPr>
+      </w:r>
+      <w:r>
+        <w:rPr>
+          <w:lang w:val="hi_IN" w:bidi="hi_IN"/>
+        </w:rPr>
+        <w:t>उत्पत्ति 4:9</w:t>
+      </w:r>
+    </w:p>
+    <w:p>
+      <w:pPr>
+        <w:pStyle w:val="ListBullet"/>
+        <w:spacing w:line="240" w:lineRule="auto"/>
+        <w:ind w:left="720"/>
+      </w:pPr>
+      <w:r>
+        <w:rPr>
+          <w:lang w:val="hi_IN" w:bidi="hi_IN"/>
+        </w:rPr>
+      </w:r>
+      <w:r>
+        <w:rPr>
+          <w:lang w:val="hi_IN" w:bidi="hi_IN"/>
+        </w:rPr>
+        <w:t>इब्रानियों 12:24</w:t>
+      </w:r>
+    </w:p>
+    <w:p>
+      <w:pPr>
+        <w:pStyle w:val="ListBullet"/>
+        <w:spacing w:line="240" w:lineRule="auto"/>
+        <w:ind w:left="720"/>
+      </w:pPr>
+      <w:r>
+        <w:rPr>
+          <w:lang w:val="hi_IN" w:bidi="hi_IN"/>
+        </w:rPr>
+      </w:r>
+      <w:r>
+        <w:rPr>
+          <w:lang w:val="hi_IN" w:bidi="hi_IN"/>
+        </w:rPr>
+        <w:t>लूका 11:49–51</w:t>
+      </w:r>
+    </w:p>
+    <w:p>
+      <w:pPr>
+        <w:pStyle w:val="ListBullet"/>
+        <w:spacing w:line="240" w:lineRule="auto"/>
+        <w:ind w:left="720"/>
+      </w:pPr>
+      <w:r>
+        <w:rPr>
+          <w:lang w:val="hi_IN" w:bidi="hi_IN"/>
+        </w:rPr>
+      </w:r>
+      <w:r>
+        <w:rPr>
+          <w:lang w:val="hi_IN" w:bidi="hi_IN"/>
+        </w:rPr>
+        <w:t>मत्ती 23:35</w:t>
+      </w:r>
     </w:p>
     <w:p>
       <w:pPr>
@@ -4565,114 +4319,84 @@
           <w:lang w:val="hi_IN" w:bidi="hi_IN"/>
         </w:rPr>
       </w:r>
-      <w:hyperlink r:id="rId50">
-        <w:r>
-          <w:rPr>
-            <w:lang w:val="hi_IN" w:bidi="hi_IN"/>
-          </w:rPr>
-          <w:rPr>
-            <w:color w:val="0000EE"/>
-            <w:u w:val="single"/>
-          </w:rPr>
-          <w:t>उत्पत्ति 05:32</w:t>
-        </w:r>
-      </w:hyperlink>
-    </w:p>
-    <w:p>
-      <w:pPr>
-        <w:pStyle w:val="ListBullet"/>
-        <w:spacing w:line="240" w:lineRule="auto"/>
-        <w:ind w:left="720"/>
-      </w:pPr>
-      <w:r>
-        <w:rPr>
-          <w:lang w:val="hi_IN" w:bidi="hi_IN"/>
-        </w:rPr>
-      </w:r>
-      <w:hyperlink r:id="rId51">
-        <w:r>
-          <w:rPr>
-            <w:lang w:val="hi_IN" w:bidi="hi_IN"/>
-          </w:rPr>
-          <w:rPr>
-            <w:color w:val="0000EE"/>
-            <w:u w:val="single"/>
-          </w:rPr>
-          <w:t>उत्पत्ति 06:9–10</w:t>
-        </w:r>
-      </w:hyperlink>
-    </w:p>
-    <w:p>
-      <w:pPr>
-        <w:pStyle w:val="ListBullet"/>
-        <w:spacing w:line="240" w:lineRule="auto"/>
-        <w:ind w:left="720"/>
-      </w:pPr>
-      <w:r>
-        <w:rPr>
-          <w:lang w:val="hi_IN" w:bidi="hi_IN"/>
-        </w:rPr>
-      </w:r>
-      <w:hyperlink r:id="rId52">
-        <w:r>
-          <w:rPr>
-            <w:lang w:val="hi_IN" w:bidi="hi_IN"/>
-          </w:rPr>
-          <w:rPr>
-            <w:color w:val="0000EE"/>
-            <w:u w:val="single"/>
-          </w:rPr>
-          <w:t>उत्पत्ति 07:13–14</w:t>
-        </w:r>
-      </w:hyperlink>
-    </w:p>
-    <w:p>
-      <w:pPr>
-        <w:pStyle w:val="ListBullet"/>
-        <w:spacing w:line="240" w:lineRule="auto"/>
-        <w:ind w:left="720"/>
-      </w:pPr>
-      <w:r>
-        <w:rPr>
-          <w:lang w:val="hi_IN" w:bidi="hi_IN"/>
-        </w:rPr>
-      </w:r>
-      <w:hyperlink r:id="rId53">
-        <w:r>
-          <w:rPr>
-            <w:lang w:val="hi_IN" w:bidi="hi_IN"/>
-          </w:rPr>
-          <w:rPr>
-            <w:color w:val="0000EE"/>
-            <w:u w:val="single"/>
-          </w:rPr>
-          <w:t>उत्पत्ति 10:1</w:t>
-        </w:r>
-      </w:hyperlink>
-    </w:p>
-    <w:p>
-      <w:pPr>
-        <w:pStyle w:val="ListBullet"/>
-        <w:spacing w:line="240" w:lineRule="auto"/>
-        <w:ind w:left="720"/>
-      </w:pPr>
-      <w:r>
-        <w:rPr>
-          <w:lang w:val="hi_IN" w:bidi="hi_IN"/>
-        </w:rPr>
-      </w:r>
-      <w:hyperlink r:id="rId54">
-        <w:r>
-          <w:rPr>
-            <w:lang w:val="hi_IN" w:bidi="hi_IN"/>
-          </w:rPr>
-          <w:rPr>
-            <w:color w:val="0000EE"/>
-            <w:u w:val="single"/>
-          </w:rPr>
-          <w:t>उत्पत्ति 10:19–20</w:t>
-        </w:r>
-      </w:hyperlink>
+      <w:r>
+        <w:rPr>
+          <w:lang w:val="hi_IN" w:bidi="hi_IN"/>
+        </w:rPr>
+        <w:t>उत्पत्ति 05:32</w:t>
+      </w:r>
+    </w:p>
+    <w:p>
+      <w:pPr>
+        <w:pStyle w:val="ListBullet"/>
+        <w:spacing w:line="240" w:lineRule="auto"/>
+        <w:ind w:left="720"/>
+      </w:pPr>
+      <w:r>
+        <w:rPr>
+          <w:lang w:val="hi_IN" w:bidi="hi_IN"/>
+        </w:rPr>
+      </w:r>
+      <w:r>
+        <w:rPr>
+          <w:lang w:val="hi_IN" w:bidi="hi_IN"/>
+        </w:rPr>
+        <w:t>उत्पत्ति 06:9–10</w:t>
+      </w:r>
+    </w:p>
+    <w:p>
+      <w:pPr>
+        <w:pStyle w:val="ListBullet"/>
+        <w:spacing w:line="240" w:lineRule="auto"/>
+        <w:ind w:left="720"/>
+      </w:pPr>
+      <w:r>
+        <w:rPr>
+          <w:lang w:val="hi_IN" w:bidi="hi_IN"/>
+        </w:rPr>
+      </w:r>
+      <w:r>
+        <w:rPr>
+          <w:lang w:val="hi_IN" w:bidi="hi_IN"/>
+        </w:rPr>
+        <w:t>उत्पत्ति 07:13–14</w:t>
+      </w:r>
+    </w:p>
+    <w:p>
+      <w:pPr>
+        <w:pStyle w:val="ListBullet"/>
+        <w:spacing w:line="240" w:lineRule="auto"/>
+        <w:ind w:left="720"/>
+      </w:pPr>
+      <w:r>
+        <w:rPr>
+          <w:lang w:val="hi_IN" w:bidi="hi_IN"/>
+        </w:rPr>
+      </w:r>
+      <w:r>
+        <w:rPr>
+          <w:lang w:val="hi_IN" w:bidi="hi_IN"/>
+        </w:rPr>
+        <w:t>उत्पत्ति 10:1</w:t>
+      </w:r>
+    </w:p>
+    <w:p>
+      <w:pPr>
+        <w:pStyle w:val="ListBullet"/>
+        <w:spacing w:line="240" w:lineRule="auto"/>
+        <w:ind w:left="720"/>
+      </w:pPr>
+      <w:r>
+        <w:rPr>
+          <w:lang w:val="hi_IN" w:bidi="hi_IN"/>
+        </w:rPr>
+      </w:r>
+      <w:r>
+        <w:rPr>
+          <w:lang w:val="hi_IN" w:bidi="hi_IN"/>
+        </w:rPr>
+        <w:t>उत्पत्ति 10:19–20</w:t>
+      </w:r>
     </w:p>
     <w:p>
       <w:pPr>
@@ -4980,90 +4704,66 @@
           <w:lang w:val="hi_IN" w:bidi="hi_IN"/>
         </w:rPr>
       </w:r>
-      <w:hyperlink r:id="rId24">
-        <w:r>
-          <w:rPr>
-            <w:lang w:val="hi_IN" w:bidi="hi_IN"/>
-          </w:rPr>
-          <w:rPr>
-            <w:color w:val="0000EE"/>
-            <w:u w:val="single"/>
-          </w:rPr>
-          <w:t>1 इतिहास 18:3–4</w:t>
-        </w:r>
-      </w:hyperlink>
-    </w:p>
-    <w:p>
-      <w:pPr>
-        <w:pStyle w:val="ListBullet"/>
-        <w:spacing w:line="240" w:lineRule="auto"/>
-        <w:ind w:left="720"/>
-      </w:pPr>
-      <w:r>
-        <w:rPr>
-          <w:lang w:val="hi_IN" w:bidi="hi_IN"/>
-        </w:rPr>
-      </w:r>
-      <w:hyperlink r:id="rId14">
-        <w:r>
-          <w:rPr>
-            <w:lang w:val="hi_IN" w:bidi="hi_IN"/>
-          </w:rPr>
-          <w:rPr>
-            <w:color w:val="0000EE"/>
-            <w:u w:val="single"/>
-          </w:rPr>
-          <w:t>2 शमूएल 08:9–10</w:t>
-        </w:r>
-      </w:hyperlink>
-    </w:p>
-    <w:p>
-      <w:pPr>
-        <w:pStyle w:val="ListBullet"/>
-        <w:spacing w:line="240" w:lineRule="auto"/>
-        <w:ind w:left="720"/>
-      </w:pPr>
-      <w:r>
-        <w:rPr>
-          <w:lang w:val="hi_IN" w:bidi="hi_IN"/>
-        </w:rPr>
-      </w:r>
-      <w:hyperlink r:id="rId55">
-        <w:r>
-          <w:rPr>
-            <w:lang w:val="hi_IN" w:bidi="hi_IN"/>
-          </w:rPr>
-          <w:rPr>
-            <w:color w:val="0000EE"/>
-            <w:u w:val="single"/>
-          </w:rPr>
-          <w:t>आमोस 06:1–2</w:t>
-        </w:r>
-      </w:hyperlink>
-    </w:p>
-    <w:p>
-      <w:pPr>
-        <w:pStyle w:val="ListBullet"/>
-        <w:spacing w:line="240" w:lineRule="auto"/>
-        <w:ind w:left="720"/>
-      </w:pPr>
-      <w:r>
-        <w:rPr>
-          <w:lang w:val="hi_IN" w:bidi="hi_IN"/>
-        </w:rPr>
-      </w:r>
-      <w:hyperlink r:id="rId56">
-        <w:r>
-          <w:rPr>
-            <w:lang w:val="hi_IN" w:bidi="hi_IN"/>
-          </w:rPr>
-          <w:rPr>
-            <w:color w:val="0000EE"/>
-            <w:u w:val="single"/>
-          </w:rPr>
-          <w:t>यहेजकेल 47:15–17</w:t>
-        </w:r>
-      </w:hyperlink>
+      <w:r>
+        <w:rPr>
+          <w:lang w:val="hi_IN" w:bidi="hi_IN"/>
+        </w:rPr>
+        <w:t>1 इतिहास 18:3–4</w:t>
+      </w:r>
+    </w:p>
+    <w:p>
+      <w:pPr>
+        <w:pStyle w:val="ListBullet"/>
+        <w:spacing w:line="240" w:lineRule="auto"/>
+        <w:ind w:left="720"/>
+      </w:pPr>
+      <w:r>
+        <w:rPr>
+          <w:lang w:val="hi_IN" w:bidi="hi_IN"/>
+        </w:rPr>
+      </w:r>
+      <w:r>
+        <w:rPr>
+          <w:lang w:val="hi_IN" w:bidi="hi_IN"/>
+        </w:rPr>
+        <w:t>2 शमूएल 08:9–10</w:t>
+      </w:r>
+    </w:p>
+    <w:p>
+      <w:pPr>
+        <w:pStyle w:val="ListBullet"/>
+        <w:spacing w:line="240" w:lineRule="auto"/>
+        <w:ind w:left="720"/>
+      </w:pPr>
+      <w:r>
+        <w:rPr>
+          <w:lang w:val="hi_IN" w:bidi="hi_IN"/>
+        </w:rPr>
+      </w:r>
+      <w:r>
+        <w:rPr>
+          <w:lang w:val="hi_IN" w:bidi="hi_IN"/>
+        </w:rPr>
+        <w:t>आमोस 06:1–2</w:t>
+      </w:r>
+    </w:p>
+    <w:p>
+      <w:pPr>
+        <w:pStyle w:val="ListBullet"/>
+        <w:spacing w:line="240" w:lineRule="auto"/>
+        <w:ind w:left="720"/>
+      </w:pPr>
+      <w:r>
+        <w:rPr>
+          <w:lang w:val="hi_IN" w:bidi="hi_IN"/>
+        </w:rPr>
+      </w:r>
+      <w:r>
+        <w:rPr>
+          <w:lang w:val="hi_IN" w:bidi="hi_IN"/>
+        </w:rPr>
+        <w:t>यहेजकेल 47:15–17</w:t>
+      </w:r>
     </w:p>
     <w:p>
       <w:pPr>
@@ -5317,114 +5017,84 @@
           <w:lang w:val="hi_IN" w:bidi="hi_IN"/>
         </w:rPr>
       </w:r>
-      <w:hyperlink r:id="rId57">
-        <w:r>
-          <w:rPr>
-            <w:lang w:val="hi_IN" w:bidi="hi_IN"/>
-          </w:rPr>
-          <w:rPr>
-            <w:color w:val="0000EE"/>
-            <w:u w:val="single"/>
-          </w:rPr>
-          <w:t>प्रे.का. 07:14–16</w:t>
-        </w:r>
-      </w:hyperlink>
-    </w:p>
-    <w:p>
-      <w:pPr>
-        <w:pStyle w:val="ListBullet"/>
-        <w:spacing w:line="240" w:lineRule="auto"/>
-        <w:ind w:left="720"/>
-      </w:pPr>
-      <w:r>
-        <w:rPr>
-          <w:lang w:val="hi_IN" w:bidi="hi_IN"/>
-        </w:rPr>
-      </w:r>
-      <w:hyperlink r:id="rId58">
-        <w:r>
-          <w:rPr>
-            <w:lang w:val="hi_IN" w:bidi="hi_IN"/>
-          </w:rPr>
-          <w:rPr>
-            <w:color w:val="0000EE"/>
-            <w:u w:val="single"/>
-          </w:rPr>
-          <w:t>उत्पत्ति 34:1–3</w:t>
-        </w:r>
-      </w:hyperlink>
-    </w:p>
-    <w:p>
-      <w:pPr>
-        <w:pStyle w:val="ListBullet"/>
-        <w:spacing w:line="240" w:lineRule="auto"/>
-        <w:ind w:left="720"/>
-      </w:pPr>
-      <w:r>
-        <w:rPr>
-          <w:lang w:val="hi_IN" w:bidi="hi_IN"/>
-        </w:rPr>
-      </w:r>
-      <w:hyperlink r:id="rId59">
-        <w:r>
-          <w:rPr>
-            <w:lang w:val="hi_IN" w:bidi="hi_IN"/>
-          </w:rPr>
-          <w:rPr>
-            <w:color w:val="0000EE"/>
-            <w:u w:val="single"/>
-          </w:rPr>
-          <w:t>उत्पत्ति 34:20–21</w:t>
-        </w:r>
-      </w:hyperlink>
-    </w:p>
-    <w:p>
-      <w:pPr>
-        <w:pStyle w:val="ListBullet"/>
-        <w:spacing w:line="240" w:lineRule="auto"/>
-        <w:ind w:left="720"/>
-      </w:pPr>
-      <w:r>
-        <w:rPr>
-          <w:lang w:val="hi_IN" w:bidi="hi_IN"/>
-        </w:rPr>
-      </w:r>
-      <w:hyperlink r:id="rId60">
-        <w:r>
-          <w:rPr>
-            <w:lang w:val="hi_IN" w:bidi="hi_IN"/>
-          </w:rPr>
-          <w:rPr>
-            <w:color w:val="0000EE"/>
-            <w:u w:val="single"/>
-          </w:rPr>
-          <w:t>यहोशू 24:32–33</w:t>
-        </w:r>
-      </w:hyperlink>
-    </w:p>
-    <w:p>
-      <w:pPr>
-        <w:pStyle w:val="ListBullet"/>
-        <w:spacing w:line="240" w:lineRule="auto"/>
-        <w:ind w:left="720"/>
-      </w:pPr>
-      <w:r>
-        <w:rPr>
-          <w:lang w:val="hi_IN" w:bidi="hi_IN"/>
-        </w:rPr>
-      </w:r>
-      <w:hyperlink r:id="rId61">
-        <w:r>
-          <w:rPr>
-            <w:lang w:val="hi_IN" w:bidi="hi_IN"/>
-          </w:rPr>
-          <w:rPr>
-            <w:color w:val="0000EE"/>
-            <w:u w:val="single"/>
-          </w:rPr>
-          <w:t>न्यायियों 09:28–29</w:t>
-        </w:r>
-      </w:hyperlink>
+      <w:r>
+        <w:rPr>
+          <w:lang w:val="hi_IN" w:bidi="hi_IN"/>
+        </w:rPr>
+        <w:t>प्रे.का. 07:14–16</w:t>
+      </w:r>
+    </w:p>
+    <w:p>
+      <w:pPr>
+        <w:pStyle w:val="ListBullet"/>
+        <w:spacing w:line="240" w:lineRule="auto"/>
+        <w:ind w:left="720"/>
+      </w:pPr>
+      <w:r>
+        <w:rPr>
+          <w:lang w:val="hi_IN" w:bidi="hi_IN"/>
+        </w:rPr>
+      </w:r>
+      <w:r>
+        <w:rPr>
+          <w:lang w:val="hi_IN" w:bidi="hi_IN"/>
+        </w:rPr>
+        <w:t>उत्पत्ति 34:1–3</w:t>
+      </w:r>
+    </w:p>
+    <w:p>
+      <w:pPr>
+        <w:pStyle w:val="ListBullet"/>
+        <w:spacing w:line="240" w:lineRule="auto"/>
+        <w:ind w:left="720"/>
+      </w:pPr>
+      <w:r>
+        <w:rPr>
+          <w:lang w:val="hi_IN" w:bidi="hi_IN"/>
+        </w:rPr>
+      </w:r>
+      <w:r>
+        <w:rPr>
+          <w:lang w:val="hi_IN" w:bidi="hi_IN"/>
+        </w:rPr>
+        <w:t>उत्पत्ति 34:20–21</w:t>
+      </w:r>
+    </w:p>
+    <w:p>
+      <w:pPr>
+        <w:pStyle w:val="ListBullet"/>
+        <w:spacing w:line="240" w:lineRule="auto"/>
+        <w:ind w:left="720"/>
+      </w:pPr>
+      <w:r>
+        <w:rPr>
+          <w:lang w:val="hi_IN" w:bidi="hi_IN"/>
+        </w:rPr>
+      </w:r>
+      <w:r>
+        <w:rPr>
+          <w:lang w:val="hi_IN" w:bidi="hi_IN"/>
+        </w:rPr>
+        <w:t>यहोशू 24:32–33</w:t>
+      </w:r>
+    </w:p>
+    <w:p>
+      <w:pPr>
+        <w:pStyle w:val="ListBullet"/>
+        <w:spacing w:line="240" w:lineRule="auto"/>
+        <w:ind w:left="720"/>
+      </w:pPr>
+      <w:r>
+        <w:rPr>
+          <w:lang w:val="hi_IN" w:bidi="hi_IN"/>
+        </w:rPr>
+      </w:r>
+      <w:r>
+        <w:rPr>
+          <w:lang w:val="hi_IN" w:bidi="hi_IN"/>
+        </w:rPr>
+        <w:t>न्यायियों 09:28–29</w:t>
+      </w:r>
     </w:p>
     <w:p>
       <w:pPr>
@@ -5673,186 +5343,138 @@
           <w:lang w:val="hi_IN" w:bidi="hi_IN"/>
         </w:rPr>
       </w:r>
-      <w:hyperlink r:id="rId62">
-        <w:r>
-          <w:rPr>
-            <w:lang w:val="hi_IN" w:bidi="hi_IN"/>
-          </w:rPr>
-          <w:rPr>
-            <w:color w:val="0000EE"/>
-            <w:u w:val="single"/>
-          </w:rPr>
-          <w:t>यहेजकेल 13:17–18</w:t>
-        </w:r>
-      </w:hyperlink>
-    </w:p>
-    <w:p>
-      <w:pPr>
-        <w:pStyle w:val="ListBullet"/>
-        <w:spacing w:line="240" w:lineRule="auto"/>
-        <w:ind w:left="720"/>
-      </w:pPr>
-      <w:r>
-        <w:rPr>
-          <w:lang w:val="hi_IN" w:bidi="hi_IN"/>
-        </w:rPr>
-      </w:r>
-      <w:hyperlink r:id="rId63">
-        <w:r>
-          <w:rPr>
-            <w:lang w:val="hi_IN" w:bidi="hi_IN"/>
-          </w:rPr>
-          <w:rPr>
-            <w:color w:val="0000EE"/>
-            <w:u w:val="single"/>
-          </w:rPr>
-          <w:t>हबक्कूक 2:12</w:t>
-        </w:r>
-      </w:hyperlink>
-    </w:p>
-    <w:p>
-      <w:pPr>
-        <w:pStyle w:val="ListBullet"/>
-        <w:spacing w:line="240" w:lineRule="auto"/>
-        <w:ind w:left="720"/>
-      </w:pPr>
-      <w:r>
-        <w:rPr>
-          <w:lang w:val="hi_IN" w:bidi="hi_IN"/>
-        </w:rPr>
-      </w:r>
-      <w:hyperlink r:id="rId64">
-        <w:r>
-          <w:rPr>
-            <w:lang w:val="hi_IN" w:bidi="hi_IN"/>
-          </w:rPr>
-          <w:rPr>
-            <w:color w:val="0000EE"/>
-            <w:u w:val="single"/>
-          </w:rPr>
-          <w:t>यशायाह 31:1–2</w:t>
-        </w:r>
-      </w:hyperlink>
-    </w:p>
-    <w:p>
-      <w:pPr>
-        <w:pStyle w:val="ListBullet"/>
-        <w:spacing w:line="240" w:lineRule="auto"/>
-        <w:ind w:left="720"/>
-      </w:pPr>
-      <w:r>
-        <w:rPr>
-          <w:lang w:val="hi_IN" w:bidi="hi_IN"/>
-        </w:rPr>
-      </w:r>
-      <w:hyperlink r:id="rId65">
-        <w:r>
-          <w:rPr>
-            <w:lang w:val="hi_IN" w:bidi="hi_IN"/>
-          </w:rPr>
-          <w:rPr>
-            <w:color w:val="0000EE"/>
-            <w:u w:val="single"/>
-          </w:rPr>
-          <w:t>यिर्मयाह 45:1–3</w:t>
-        </w:r>
-      </w:hyperlink>
-    </w:p>
-    <w:p>
-      <w:pPr>
-        <w:pStyle w:val="ListBullet"/>
-        <w:spacing w:line="240" w:lineRule="auto"/>
-        <w:ind w:left="720"/>
-      </w:pPr>
-      <w:r>
-        <w:rPr>
-          <w:lang w:val="hi_IN" w:bidi="hi_IN"/>
-        </w:rPr>
-      </w:r>
-      <w:hyperlink r:id="rId66">
-        <w:r>
-          <w:rPr>
-            <w:lang w:val="hi_IN" w:bidi="hi_IN"/>
-          </w:rPr>
-          <w:rPr>
-            <w:color w:val="0000EE"/>
-            <w:u w:val="single"/>
-          </w:rPr>
-          <w:t>यहूदा 1:9–11</w:t>
-        </w:r>
-      </w:hyperlink>
-    </w:p>
-    <w:p>
-      <w:pPr>
-        <w:pStyle w:val="ListBullet"/>
-        <w:spacing w:line="240" w:lineRule="auto"/>
-        <w:ind w:left="720"/>
-      </w:pPr>
-      <w:r>
-        <w:rPr>
-          <w:lang w:val="hi_IN" w:bidi="hi_IN"/>
-        </w:rPr>
-      </w:r>
-      <w:hyperlink r:id="rId67">
-        <w:r>
-          <w:rPr>
-            <w:lang w:val="hi_IN" w:bidi="hi_IN"/>
-          </w:rPr>
-          <w:rPr>
-            <w:color w:val="0000EE"/>
-            <w:u w:val="single"/>
-          </w:rPr>
-          <w:t>लूका 06:24</w:t>
-        </w:r>
-      </w:hyperlink>
-    </w:p>
-    <w:p>
-      <w:pPr>
-        <w:pStyle w:val="ListBullet"/>
-        <w:spacing w:line="240" w:lineRule="auto"/>
-        <w:ind w:left="720"/>
-      </w:pPr>
-      <w:r>
-        <w:rPr>
-          <w:lang w:val="hi_IN" w:bidi="hi_IN"/>
-        </w:rPr>
-      </w:r>
-      <w:hyperlink r:id="rId68">
-        <w:r>
-          <w:rPr>
-            <w:lang w:val="hi_IN" w:bidi="hi_IN"/>
-          </w:rPr>
-          <w:rPr>
-            <w:color w:val="0000EE"/>
-            <w:u w:val="single"/>
-          </w:rPr>
-          <w:t>लूका 17:1–2</w:t>
-        </w:r>
-      </w:hyperlink>
-    </w:p>
-    <w:p>
-      <w:pPr>
-        <w:pStyle w:val="ListBullet"/>
-        <w:spacing w:line="240" w:lineRule="auto"/>
-        <w:ind w:left="720"/>
-      </w:pPr>
-      <w:r>
-        <w:rPr>
-          <w:lang w:val="hi_IN" w:bidi="hi_IN"/>
-        </w:rPr>
-      </w:r>
-      <w:hyperlink r:id="rId69">
-        <w:r>
-          <w:rPr>
-            <w:lang w:val="hi_IN" w:bidi="hi_IN"/>
-          </w:rPr>
-          <w:rPr>
-            <w:color w:val="0000EE"/>
-            <w:u w:val="single"/>
-          </w:rPr>
-          <w:t>मत्ती 23:23</w:t>
-        </w:r>
-      </w:hyperlink>
+      <w:r>
+        <w:rPr>
+          <w:lang w:val="hi_IN" w:bidi="hi_IN"/>
+        </w:rPr>
+        <w:t>यहेजकेल 13:17–18</w:t>
+      </w:r>
+    </w:p>
+    <w:p>
+      <w:pPr>
+        <w:pStyle w:val="ListBullet"/>
+        <w:spacing w:line="240" w:lineRule="auto"/>
+        <w:ind w:left="720"/>
+      </w:pPr>
+      <w:r>
+        <w:rPr>
+          <w:lang w:val="hi_IN" w:bidi="hi_IN"/>
+        </w:rPr>
+      </w:r>
+      <w:r>
+        <w:rPr>
+          <w:lang w:val="hi_IN" w:bidi="hi_IN"/>
+        </w:rPr>
+        <w:t>हबक्कूक 2:12</w:t>
+      </w:r>
+    </w:p>
+    <w:p>
+      <w:pPr>
+        <w:pStyle w:val="ListBullet"/>
+        <w:spacing w:line="240" w:lineRule="auto"/>
+        <w:ind w:left="720"/>
+      </w:pPr>
+      <w:r>
+        <w:rPr>
+          <w:lang w:val="hi_IN" w:bidi="hi_IN"/>
+        </w:rPr>
+      </w:r>
+      <w:r>
+        <w:rPr>
+          <w:lang w:val="hi_IN" w:bidi="hi_IN"/>
+        </w:rPr>
+        <w:t>यशायाह 31:1–2</w:t>
+      </w:r>
+    </w:p>
+    <w:p>
+      <w:pPr>
+        <w:pStyle w:val="ListBullet"/>
+        <w:spacing w:line="240" w:lineRule="auto"/>
+        <w:ind w:left="720"/>
+      </w:pPr>
+      <w:r>
+        <w:rPr>
+          <w:lang w:val="hi_IN" w:bidi="hi_IN"/>
+        </w:rPr>
+      </w:r>
+      <w:r>
+        <w:rPr>
+          <w:lang w:val="hi_IN" w:bidi="hi_IN"/>
+        </w:rPr>
+        <w:t>यिर्मयाह 45:1–3</w:t>
+      </w:r>
+    </w:p>
+    <w:p>
+      <w:pPr>
+        <w:pStyle w:val="ListBullet"/>
+        <w:spacing w:line="240" w:lineRule="auto"/>
+        <w:ind w:left="720"/>
+      </w:pPr>
+      <w:r>
+        <w:rPr>
+          <w:lang w:val="hi_IN" w:bidi="hi_IN"/>
+        </w:rPr>
+      </w:r>
+      <w:r>
+        <w:rPr>
+          <w:lang w:val="hi_IN" w:bidi="hi_IN"/>
+        </w:rPr>
+        <w:t>यहूदा 1:9–11</w:t>
+      </w:r>
+    </w:p>
+    <w:p>
+      <w:pPr>
+        <w:pStyle w:val="ListBullet"/>
+        <w:spacing w:line="240" w:lineRule="auto"/>
+        <w:ind w:left="720"/>
+      </w:pPr>
+      <w:r>
+        <w:rPr>
+          <w:lang w:val="hi_IN" w:bidi="hi_IN"/>
+        </w:rPr>
+      </w:r>
+      <w:r>
+        <w:rPr>
+          <w:lang w:val="hi_IN" w:bidi="hi_IN"/>
+        </w:rPr>
+        <w:t>लूका 06:24</w:t>
+      </w:r>
+    </w:p>
+    <w:p>
+      <w:pPr>
+        <w:pStyle w:val="ListBullet"/>
+        <w:spacing w:line="240" w:lineRule="auto"/>
+        <w:ind w:left="720"/>
+      </w:pPr>
+      <w:r>
+        <w:rPr>
+          <w:lang w:val="hi_IN" w:bidi="hi_IN"/>
+        </w:rPr>
+      </w:r>
+      <w:r>
+        <w:rPr>
+          <w:lang w:val="hi_IN" w:bidi="hi_IN"/>
+        </w:rPr>
+        <w:t>लूका 17:1–2</w:t>
+      </w:r>
+    </w:p>
+    <w:p>
+      <w:pPr>
+        <w:pStyle w:val="ListBullet"/>
+        <w:spacing w:line="240" w:lineRule="auto"/>
+        <w:ind w:left="720"/>
+      </w:pPr>
+      <w:r>
+        <w:rPr>
+          <w:lang w:val="hi_IN" w:bidi="hi_IN"/>
+        </w:rPr>
+      </w:r>
+      <w:r>
+        <w:rPr>
+          <w:lang w:val="hi_IN" w:bidi="hi_IN"/>
+        </w:rPr>
+        <w:t>मत्ती 23:23</w:t>
+      </w:r>
     </w:p>
     <w:p>
       <w:pPr>
@@ -6130,138 +5752,102 @@
           <w:lang w:val="hi_IN" w:bidi="hi_IN"/>
         </w:rPr>
       </w:r>
-      <w:hyperlink r:id="rId70">
-        <w:r>
-          <w:rPr>
-            <w:lang w:val="hi_IN" w:bidi="hi_IN"/>
-          </w:rPr>
-          <w:rPr>
-            <w:color w:val="0000EE"/>
-            <w:u w:val="single"/>
-          </w:rPr>
-          <w:t>2 राजा 19:12–13</w:t>
-        </w:r>
-      </w:hyperlink>
-    </w:p>
-    <w:p>
-      <w:pPr>
-        <w:pStyle w:val="ListBullet"/>
-        <w:spacing w:line="240" w:lineRule="auto"/>
-        <w:ind w:left="720"/>
-      </w:pPr>
-      <w:r>
-        <w:rPr>
-          <w:lang w:val="hi_IN" w:bidi="hi_IN"/>
-        </w:rPr>
-      </w:r>
-      <w:hyperlink r:id="rId71">
-        <w:r>
-          <w:rPr>
-            <w:lang w:val="hi_IN" w:bidi="hi_IN"/>
-          </w:rPr>
-          <w:rPr>
-            <w:color w:val="0000EE"/>
-            <w:u w:val="single"/>
-          </w:rPr>
-          <w:t>प्रे.का. 07:1–3</w:t>
-        </w:r>
-      </w:hyperlink>
-    </w:p>
-    <w:p>
-      <w:pPr>
-        <w:pStyle w:val="ListBullet"/>
-        <w:spacing w:line="240" w:lineRule="auto"/>
-        <w:ind w:left="720"/>
-      </w:pPr>
-      <w:r>
-        <w:rPr>
-          <w:lang w:val="hi_IN" w:bidi="hi_IN"/>
-        </w:rPr>
-      </w:r>
-      <w:hyperlink r:id="rId72">
-        <w:r>
-          <w:rPr>
-            <w:lang w:val="hi_IN" w:bidi="hi_IN"/>
-          </w:rPr>
-          <w:rPr>
-            <w:color w:val="0000EE"/>
-            <w:u w:val="single"/>
-          </w:rPr>
-          <w:t>उत्पत्ति 11:31–32</w:t>
-        </w:r>
-      </w:hyperlink>
-    </w:p>
-    <w:p>
-      <w:pPr>
-        <w:pStyle w:val="ListBullet"/>
-        <w:spacing w:line="240" w:lineRule="auto"/>
-        <w:ind w:left="720"/>
-      </w:pPr>
-      <w:r>
-        <w:rPr>
-          <w:lang w:val="hi_IN" w:bidi="hi_IN"/>
-        </w:rPr>
-      </w:r>
-      <w:hyperlink r:id="rId73">
-        <w:r>
-          <w:rPr>
-            <w:lang w:val="hi_IN" w:bidi="hi_IN"/>
-          </w:rPr>
-          <w:rPr>
-            <w:color w:val="0000EE"/>
-            <w:u w:val="single"/>
-          </w:rPr>
-          <w:t>उत्पत्ति 27:43–45</w:t>
-        </w:r>
-      </w:hyperlink>
-    </w:p>
-    <w:p>
-      <w:pPr>
-        <w:pStyle w:val="ListBullet"/>
-        <w:spacing w:line="240" w:lineRule="auto"/>
-        <w:ind w:left="720"/>
-      </w:pPr>
-      <w:r>
-        <w:rPr>
-          <w:lang w:val="hi_IN" w:bidi="hi_IN"/>
-        </w:rPr>
-      </w:r>
-      <w:hyperlink r:id="rId74">
-        <w:r>
-          <w:rPr>
-            <w:lang w:val="hi_IN" w:bidi="hi_IN"/>
-          </w:rPr>
-          <w:rPr>
-            <w:color w:val="0000EE"/>
-            <w:u w:val="single"/>
-          </w:rPr>
-          <w:t>उत्पत्ति 28:10–11</w:t>
-        </w:r>
-      </w:hyperlink>
-    </w:p>
-    <w:p>
-      <w:pPr>
-        <w:pStyle w:val="ListBullet"/>
-        <w:spacing w:line="240" w:lineRule="auto"/>
-        <w:ind w:left="720"/>
-      </w:pPr>
-      <w:r>
-        <w:rPr>
-          <w:lang w:val="hi_IN" w:bidi="hi_IN"/>
-        </w:rPr>
-      </w:r>
-      <w:hyperlink r:id="rId75">
-        <w:r>
-          <w:rPr>
-            <w:lang w:val="hi_IN" w:bidi="hi_IN"/>
-          </w:rPr>
-          <w:rPr>
-            <w:color w:val="0000EE"/>
-            <w:u w:val="single"/>
-          </w:rPr>
-          <w:t>उत्पत्ति 29:4–6</w:t>
-        </w:r>
-      </w:hyperlink>
+      <w:r>
+        <w:rPr>
+          <w:lang w:val="hi_IN" w:bidi="hi_IN"/>
+        </w:rPr>
+        <w:t>2 राजा 19:12–13</w:t>
+      </w:r>
+    </w:p>
+    <w:p>
+      <w:pPr>
+        <w:pStyle w:val="ListBullet"/>
+        <w:spacing w:line="240" w:lineRule="auto"/>
+        <w:ind w:left="720"/>
+      </w:pPr>
+      <w:r>
+        <w:rPr>
+          <w:lang w:val="hi_IN" w:bidi="hi_IN"/>
+        </w:rPr>
+      </w:r>
+      <w:r>
+        <w:rPr>
+          <w:lang w:val="hi_IN" w:bidi="hi_IN"/>
+        </w:rPr>
+        <w:t>प्रे.का. 07:1–3</w:t>
+      </w:r>
+    </w:p>
+    <w:p>
+      <w:pPr>
+        <w:pStyle w:val="ListBullet"/>
+        <w:spacing w:line="240" w:lineRule="auto"/>
+        <w:ind w:left="720"/>
+      </w:pPr>
+      <w:r>
+        <w:rPr>
+          <w:lang w:val="hi_IN" w:bidi="hi_IN"/>
+        </w:rPr>
+      </w:r>
+      <w:r>
+        <w:rPr>
+          <w:lang w:val="hi_IN" w:bidi="hi_IN"/>
+        </w:rPr>
+        <w:t>उत्पत्ति 11:31–32</w:t>
+      </w:r>
+    </w:p>
+    <w:p>
+      <w:pPr>
+        <w:pStyle w:val="ListBullet"/>
+        <w:spacing w:line="240" w:lineRule="auto"/>
+        <w:ind w:left="720"/>
+      </w:pPr>
+      <w:r>
+        <w:rPr>
+          <w:lang w:val="hi_IN" w:bidi="hi_IN"/>
+        </w:rPr>
+      </w:r>
+      <w:r>
+        <w:rPr>
+          <w:lang w:val="hi_IN" w:bidi="hi_IN"/>
+        </w:rPr>
+        <w:t>उत्पत्ति 27:43–45</w:t>
+      </w:r>
+    </w:p>
+    <w:p>
+      <w:pPr>
+        <w:pStyle w:val="ListBullet"/>
+        <w:spacing w:line="240" w:lineRule="auto"/>
+        <w:ind w:left="720"/>
+      </w:pPr>
+      <w:r>
+        <w:rPr>
+          <w:lang w:val="hi_IN" w:bidi="hi_IN"/>
+        </w:rPr>
+      </w:r>
+      <w:r>
+        <w:rPr>
+          <w:lang w:val="hi_IN" w:bidi="hi_IN"/>
+        </w:rPr>
+        <w:t>उत्पत्ति 28:10–11</w:t>
+      </w:r>
+    </w:p>
+    <w:p>
+      <w:pPr>
+        <w:pStyle w:val="ListBullet"/>
+        <w:spacing w:line="240" w:lineRule="auto"/>
+        <w:ind w:left="720"/>
+      </w:pPr>
+      <w:r>
+        <w:rPr>
+          <w:lang w:val="hi_IN" w:bidi="hi_IN"/>
+        </w:rPr>
+      </w:r>
+      <w:r>
+        <w:rPr>
+          <w:lang w:val="hi_IN" w:bidi="hi_IN"/>
+        </w:rPr>
+        <w:t>उत्पत्ति 29:4–6</w:t>
+      </w:r>
     </w:p>
     <w:p>
       <w:pPr>
@@ -6503,114 +6089,84 @@
           <w:lang w:val="hi_IN" w:bidi="hi_IN"/>
         </w:rPr>
       </w:r>
-      <w:hyperlink r:id="rId24">
-        <w:r>
-          <w:rPr>
-            <w:lang w:val="hi_IN" w:bidi="hi_IN"/>
-          </w:rPr>
-          <w:rPr>
-            <w:color w:val="0000EE"/>
-            <w:u w:val="single"/>
-          </w:rPr>
-          <w:t>1 इतिहास 23:14</w:t>
-        </w:r>
-      </w:hyperlink>
-    </w:p>
-    <w:p>
-      <w:pPr>
-        <w:pStyle w:val="ListBullet"/>
-        <w:spacing w:line="240" w:lineRule="auto"/>
-        <w:ind w:left="720"/>
-      </w:pPr>
-      <w:r>
-        <w:rPr>
-          <w:lang w:val="hi_IN" w:bidi="hi_IN"/>
-        </w:rPr>
-      </w:r>
-      <w:hyperlink r:id="rId76">
-        <w:r>
-          <w:rPr>
-            <w:lang w:val="hi_IN" w:bidi="hi_IN"/>
-          </w:rPr>
-          <w:rPr>
-            <w:color w:val="0000EE"/>
-            <w:u w:val="single"/>
-          </w:rPr>
-          <w:t>प्रे.का. 7:38–40</w:t>
-        </w:r>
-      </w:hyperlink>
-    </w:p>
-    <w:p>
-      <w:pPr>
-        <w:pStyle w:val="ListBullet"/>
-        <w:spacing w:line="240" w:lineRule="auto"/>
-        <w:ind w:left="720"/>
-      </w:pPr>
-      <w:r>
-        <w:rPr>
-          <w:lang w:val="hi_IN" w:bidi="hi_IN"/>
-        </w:rPr>
-      </w:r>
-      <w:hyperlink r:id="rId77">
-        <w:r>
-          <w:rPr>
-            <w:lang w:val="hi_IN" w:bidi="hi_IN"/>
-          </w:rPr>
-          <w:rPr>
-            <w:color w:val="0000EE"/>
-            <w:u w:val="single"/>
-          </w:rPr>
-          <w:t>निर्गमन 28:1–3</w:t>
-        </w:r>
-      </w:hyperlink>
-    </w:p>
-    <w:p>
-      <w:pPr>
-        <w:pStyle w:val="ListBullet"/>
-        <w:spacing w:line="240" w:lineRule="auto"/>
-        <w:ind w:left="720"/>
-      </w:pPr>
-      <w:r>
-        <w:rPr>
-          <w:lang w:val="hi_IN" w:bidi="hi_IN"/>
-        </w:rPr>
-      </w:r>
-      <w:hyperlink r:id="rId78">
-        <w:r>
-          <w:rPr>
-            <w:lang w:val="hi_IN" w:bidi="hi_IN"/>
-          </w:rPr>
-          <w:rPr>
-            <w:color w:val="0000EE"/>
-            <w:u w:val="single"/>
-          </w:rPr>
-          <w:t>लूका 1:5</w:t>
-        </w:r>
-      </w:hyperlink>
-    </w:p>
-    <w:p>
-      <w:pPr>
-        <w:pStyle w:val="ListBullet"/>
-        <w:spacing w:line="240" w:lineRule="auto"/>
-        <w:ind w:left="720"/>
-      </w:pPr>
-      <w:r>
-        <w:rPr>
-          <w:lang w:val="hi_IN" w:bidi="hi_IN"/>
-        </w:rPr>
-      </w:r>
-      <w:hyperlink r:id="rId79">
-        <w:r>
-          <w:rPr>
-            <w:lang w:val="hi_IN" w:bidi="hi_IN"/>
-          </w:rPr>
-          <w:rPr>
-            <w:color w:val="0000EE"/>
-            <w:u w:val="single"/>
-          </w:rPr>
-          <w:t>गिनती 16:45</w:t>
-        </w:r>
-      </w:hyperlink>
+      <w:r>
+        <w:rPr>
+          <w:lang w:val="hi_IN" w:bidi="hi_IN"/>
+        </w:rPr>
+        <w:t>1 इतिहास 23:14</w:t>
+      </w:r>
+    </w:p>
+    <w:p>
+      <w:pPr>
+        <w:pStyle w:val="ListBullet"/>
+        <w:spacing w:line="240" w:lineRule="auto"/>
+        <w:ind w:left="720"/>
+      </w:pPr>
+      <w:r>
+        <w:rPr>
+          <w:lang w:val="hi_IN" w:bidi="hi_IN"/>
+        </w:rPr>
+      </w:r>
+      <w:r>
+        <w:rPr>
+          <w:lang w:val="hi_IN" w:bidi="hi_IN"/>
+        </w:rPr>
+        <w:t>प्रे.का. 7:38–40</w:t>
+      </w:r>
+    </w:p>
+    <w:p>
+      <w:pPr>
+        <w:pStyle w:val="ListBullet"/>
+        <w:spacing w:line="240" w:lineRule="auto"/>
+        <w:ind w:left="720"/>
+      </w:pPr>
+      <w:r>
+        <w:rPr>
+          <w:lang w:val="hi_IN" w:bidi="hi_IN"/>
+        </w:rPr>
+      </w:r>
+      <w:r>
+        <w:rPr>
+          <w:lang w:val="hi_IN" w:bidi="hi_IN"/>
+        </w:rPr>
+        <w:t>निर्गमन 28:1–3</w:t>
+      </w:r>
+    </w:p>
+    <w:p>
+      <w:pPr>
+        <w:pStyle w:val="ListBullet"/>
+        <w:spacing w:line="240" w:lineRule="auto"/>
+        <w:ind w:left="720"/>
+      </w:pPr>
+      <w:r>
+        <w:rPr>
+          <w:lang w:val="hi_IN" w:bidi="hi_IN"/>
+        </w:rPr>
+      </w:r>
+      <w:r>
+        <w:rPr>
+          <w:lang w:val="hi_IN" w:bidi="hi_IN"/>
+        </w:rPr>
+        <w:t>लूका 1:5</w:t>
+      </w:r>
+    </w:p>
+    <w:p>
+      <w:pPr>
+        <w:pStyle w:val="ListBullet"/>
+        <w:spacing w:line="240" w:lineRule="auto"/>
+        <w:ind w:left="720"/>
+      </w:pPr>
+      <w:r>
+        <w:rPr>
+          <w:lang w:val="hi_IN" w:bidi="hi_IN"/>
+        </w:rPr>
+      </w:r>
+      <w:r>
+        <w:rPr>
+          <w:lang w:val="hi_IN" w:bidi="hi_IN"/>
+        </w:rPr>
+        <w:t>गिनती 16:45</w:t>
+      </w:r>
     </w:p>
     <w:p>
       <w:pPr>
@@ -7069,114 +6625,84 @@
           <w:lang w:val="hi_IN" w:bidi="hi_IN"/>
         </w:rPr>
       </w:r>
-      <w:hyperlink r:id="rId24">
-        <w:r>
-          <w:rPr>
-            <w:lang w:val="hi_IN" w:bidi="hi_IN"/>
-          </w:rPr>
-          <w:rPr>
-            <w:color w:val="0000EE"/>
-            <w:u w:val="single"/>
-          </w:rPr>
-          <w:t>1 इतिहास 03:13–14</w:t>
-        </w:r>
-      </w:hyperlink>
-    </w:p>
-    <w:p>
-      <w:pPr>
-        <w:pStyle w:val="ListBullet"/>
-        <w:spacing w:line="240" w:lineRule="auto"/>
-        <w:ind w:left="720"/>
-      </w:pPr>
-      <w:r>
-        <w:rPr>
-          <w:lang w:val="hi_IN" w:bidi="hi_IN"/>
-        </w:rPr>
-      </w:r>
-      <w:hyperlink r:id="rId70">
-        <w:r>
-          <w:rPr>
-            <w:lang w:val="hi_IN" w:bidi="hi_IN"/>
-          </w:rPr>
-          <w:rPr>
-            <w:color w:val="0000EE"/>
-            <w:u w:val="single"/>
-          </w:rPr>
-          <w:t>2 राजा 16:19–20</w:t>
-        </w:r>
-      </w:hyperlink>
-    </w:p>
-    <w:p>
-      <w:pPr>
-        <w:pStyle w:val="ListBullet"/>
-        <w:spacing w:line="240" w:lineRule="auto"/>
-        <w:ind w:left="720"/>
-      </w:pPr>
-      <w:r>
-        <w:rPr>
-          <w:lang w:val="hi_IN" w:bidi="hi_IN"/>
-        </w:rPr>
-      </w:r>
-      <w:hyperlink r:id="rId80">
-        <w:r>
-          <w:rPr>
-            <w:lang w:val="hi_IN" w:bidi="hi_IN"/>
-          </w:rPr>
-          <w:rPr>
-            <w:color w:val="0000EE"/>
-            <w:u w:val="single"/>
-          </w:rPr>
-          <w:t>होशे 01:1–2</w:t>
-        </w:r>
-      </w:hyperlink>
-    </w:p>
-    <w:p>
-      <w:pPr>
-        <w:pStyle w:val="ListBullet"/>
-        <w:spacing w:line="240" w:lineRule="auto"/>
-        <w:ind w:left="720"/>
-      </w:pPr>
-      <w:r>
-        <w:rPr>
-          <w:lang w:val="hi_IN" w:bidi="hi_IN"/>
-        </w:rPr>
-      </w:r>
-      <w:hyperlink r:id="rId81">
-        <w:r>
-          <w:rPr>
-            <w:lang w:val="hi_IN" w:bidi="hi_IN"/>
-          </w:rPr>
-          <w:rPr>
-            <w:color w:val="0000EE"/>
-            <w:u w:val="single"/>
-          </w:rPr>
-          <w:t>मत्ती 01:9–11</w:t>
-        </w:r>
-      </w:hyperlink>
-    </w:p>
-    <w:p>
-      <w:pPr>
-        <w:pStyle w:val="ListBullet"/>
-        <w:spacing w:line="240" w:lineRule="auto"/>
-        <w:ind w:left="720"/>
-      </w:pPr>
-      <w:r>
-        <w:rPr>
-          <w:lang w:val="hi_IN" w:bidi="hi_IN"/>
-        </w:rPr>
-      </w:r>
-      <w:hyperlink r:id="rId82">
-        <w:r>
-          <w:rPr>
-            <w:lang w:val="hi_IN" w:bidi="hi_IN"/>
-          </w:rPr>
-          <w:rPr>
-            <w:color w:val="0000EE"/>
-            <w:u w:val="single"/>
-          </w:rPr>
-          <w:t>नीतिवचन 25:1–3</w:t>
-        </w:r>
-      </w:hyperlink>
+      <w:r>
+        <w:rPr>
+          <w:lang w:val="hi_IN" w:bidi="hi_IN"/>
+        </w:rPr>
+        <w:t>1 इतिहास 03:13–14</w:t>
+      </w:r>
+    </w:p>
+    <w:p>
+      <w:pPr>
+        <w:pStyle w:val="ListBullet"/>
+        <w:spacing w:line="240" w:lineRule="auto"/>
+        <w:ind w:left="720"/>
+      </w:pPr>
+      <w:r>
+        <w:rPr>
+          <w:lang w:val="hi_IN" w:bidi="hi_IN"/>
+        </w:rPr>
+      </w:r>
+      <w:r>
+        <w:rPr>
+          <w:lang w:val="hi_IN" w:bidi="hi_IN"/>
+        </w:rPr>
+        <w:t>2 राजा 16:19–20</w:t>
+      </w:r>
+    </w:p>
+    <w:p>
+      <w:pPr>
+        <w:pStyle w:val="ListBullet"/>
+        <w:spacing w:line="240" w:lineRule="auto"/>
+        <w:ind w:left="720"/>
+      </w:pPr>
+      <w:r>
+        <w:rPr>
+          <w:lang w:val="hi_IN" w:bidi="hi_IN"/>
+        </w:rPr>
+      </w:r>
+      <w:r>
+        <w:rPr>
+          <w:lang w:val="hi_IN" w:bidi="hi_IN"/>
+        </w:rPr>
+        <w:t>होशे 01:1–2</w:t>
+      </w:r>
+    </w:p>
+    <w:p>
+      <w:pPr>
+        <w:pStyle w:val="ListBullet"/>
+        <w:spacing w:line="240" w:lineRule="auto"/>
+        <w:ind w:left="720"/>
+      </w:pPr>
+      <w:r>
+        <w:rPr>
+          <w:lang w:val="hi_IN" w:bidi="hi_IN"/>
+        </w:rPr>
+      </w:r>
+      <w:r>
+        <w:rPr>
+          <w:lang w:val="hi_IN" w:bidi="hi_IN"/>
+        </w:rPr>
+        <w:t>मत्ती 01:9–11</w:t>
+      </w:r>
+    </w:p>
+    <w:p>
+      <w:pPr>
+        <w:pStyle w:val="ListBullet"/>
+        <w:spacing w:line="240" w:lineRule="auto"/>
+        <w:ind w:left="720"/>
+      </w:pPr>
+      <w:r>
+        <w:rPr>
+          <w:lang w:val="hi_IN" w:bidi="hi_IN"/>
+        </w:rPr>
+      </w:r>
+      <w:r>
+        <w:rPr>
+          <w:lang w:val="hi_IN" w:bidi="hi_IN"/>
+        </w:rPr>
+        <w:t>नीतिवचन 25:1–3</w:t>
+      </w:r>
     </w:p>
     <w:p>
       <w:pPr>
@@ -7476,162 +7002,120 @@
           <w:lang w:val="hi_IN" w:bidi="hi_IN"/>
         </w:rPr>
       </w:r>
-      <w:hyperlink r:id="rId83">
-        <w:r>
-          <w:rPr>
-            <w:lang w:val="hi_IN" w:bidi="hi_IN"/>
-          </w:rPr>
-          <w:rPr>
-            <w:color w:val="0000EE"/>
-            <w:u w:val="single"/>
-          </w:rPr>
-          <w:t>1 राजा 9:20–21</w:t>
-        </w:r>
-      </w:hyperlink>
-    </w:p>
-    <w:p>
-      <w:pPr>
-        <w:pStyle w:val="ListBullet"/>
-        <w:spacing w:line="240" w:lineRule="auto"/>
-        <w:ind w:left="720"/>
-      </w:pPr>
-      <w:r>
-        <w:rPr>
-          <w:lang w:val="hi_IN" w:bidi="hi_IN"/>
-        </w:rPr>
-      </w:r>
-      <w:hyperlink r:id="rId84">
-        <w:r>
-          <w:rPr>
-            <w:lang w:val="hi_IN" w:bidi="hi_IN"/>
-          </w:rPr>
-          <w:rPr>
-            <w:color w:val="0000EE"/>
-            <w:u w:val="single"/>
-          </w:rPr>
-          <w:t>निर्गमन 3:7–8</w:t>
-        </w:r>
-      </w:hyperlink>
-    </w:p>
-    <w:p>
-      <w:pPr>
-        <w:pStyle w:val="ListBullet"/>
-        <w:spacing w:line="240" w:lineRule="auto"/>
-        <w:ind w:left="720"/>
-      </w:pPr>
-      <w:r>
-        <w:rPr>
-          <w:lang w:val="hi_IN" w:bidi="hi_IN"/>
-        </w:rPr>
-      </w:r>
-      <w:hyperlink r:id="rId85">
-        <w:r>
-          <w:rPr>
-            <w:lang w:val="hi_IN" w:bidi="hi_IN"/>
-          </w:rPr>
-          <w:rPr>
-            <w:color w:val="0000EE"/>
-            <w:u w:val="single"/>
-          </w:rPr>
-          <w:t>उत्पत्ति 23:11</w:t>
-        </w:r>
-      </w:hyperlink>
-    </w:p>
-    <w:p>
-      <w:pPr>
-        <w:pStyle w:val="ListBullet"/>
-        <w:spacing w:line="240" w:lineRule="auto"/>
-        <w:ind w:left="720"/>
-      </w:pPr>
-      <w:r>
-        <w:rPr>
-          <w:lang w:val="hi_IN" w:bidi="hi_IN"/>
-        </w:rPr>
-      </w:r>
-      <w:hyperlink r:id="rId86">
-        <w:r>
-          <w:rPr>
-            <w:lang w:val="hi_IN" w:bidi="hi_IN"/>
-          </w:rPr>
-          <w:rPr>
-            <w:color w:val="0000EE"/>
-            <w:u w:val="single"/>
-          </w:rPr>
-          <w:t>उत्पत्ति 25:10</w:t>
-        </w:r>
-      </w:hyperlink>
-    </w:p>
-    <w:p>
-      <w:pPr>
-        <w:pStyle w:val="ListBullet"/>
-        <w:spacing w:line="240" w:lineRule="auto"/>
-        <w:ind w:left="720"/>
-      </w:pPr>
-      <w:r>
-        <w:rPr>
-          <w:lang w:val="hi_IN" w:bidi="hi_IN"/>
-        </w:rPr>
-      </w:r>
-      <w:hyperlink r:id="rId87">
-        <w:r>
-          <w:rPr>
-            <w:lang w:val="hi_IN" w:bidi="hi_IN"/>
-          </w:rPr>
-          <w:rPr>
-            <w:color w:val="0000EE"/>
-            <w:u w:val="single"/>
-          </w:rPr>
-          <w:t>यहोशू 1: 4–5</w:t>
-        </w:r>
-      </w:hyperlink>
-    </w:p>
-    <w:p>
-      <w:pPr>
-        <w:pStyle w:val="ListBullet"/>
-        <w:spacing w:line="240" w:lineRule="auto"/>
-        <w:ind w:left="720"/>
-      </w:pPr>
-      <w:r>
-        <w:rPr>
-          <w:lang w:val="hi_IN" w:bidi="hi_IN"/>
-        </w:rPr>
-      </w:r>
-      <w:hyperlink r:id="rId88">
-        <w:r>
-          <w:rPr>
-            <w:lang w:val="hi_IN" w:bidi="hi_IN"/>
-          </w:rPr>
-          <w:rPr>
-            <w:color w:val="0000EE"/>
-            <w:u w:val="single"/>
-          </w:rPr>
-          <w:t>नहेम्याह 9:8</w:t>
-        </w:r>
-      </w:hyperlink>
-    </w:p>
-    <w:p>
-      <w:pPr>
-        <w:pStyle w:val="ListBullet"/>
-        <w:spacing w:line="240" w:lineRule="auto"/>
-        <w:ind w:left="720"/>
-      </w:pPr>
-      <w:r>
-        <w:rPr>
-          <w:lang w:val="hi_IN" w:bidi="hi_IN"/>
-        </w:rPr>
-      </w:r>
-      <w:hyperlink r:id="rId89">
-        <w:r>
-          <w:rPr>
-            <w:lang w:val="hi_IN" w:bidi="hi_IN"/>
-          </w:rPr>
-          <w:rPr>
-            <w:color w:val="0000EE"/>
-            <w:u w:val="single"/>
-          </w:rPr>
-          <w:t>गिनती 13:27–29</w:t>
-        </w:r>
-      </w:hyperlink>
+      <w:r>
+        <w:rPr>
+          <w:lang w:val="hi_IN" w:bidi="hi_IN"/>
+        </w:rPr>
+        <w:t>1 राजा 9:20–21</w:t>
+      </w:r>
+    </w:p>
+    <w:p>
+      <w:pPr>
+        <w:pStyle w:val="ListBullet"/>
+        <w:spacing w:line="240" w:lineRule="auto"/>
+        <w:ind w:left="720"/>
+      </w:pPr>
+      <w:r>
+        <w:rPr>
+          <w:lang w:val="hi_IN" w:bidi="hi_IN"/>
+        </w:rPr>
+      </w:r>
+      <w:r>
+        <w:rPr>
+          <w:lang w:val="hi_IN" w:bidi="hi_IN"/>
+        </w:rPr>
+        <w:t>निर्गमन 3:7–8</w:t>
+      </w:r>
+    </w:p>
+    <w:p>
+      <w:pPr>
+        <w:pStyle w:val="ListBullet"/>
+        <w:spacing w:line="240" w:lineRule="auto"/>
+        <w:ind w:left="720"/>
+      </w:pPr>
+      <w:r>
+        <w:rPr>
+          <w:lang w:val="hi_IN" w:bidi="hi_IN"/>
+        </w:rPr>
+      </w:r>
+      <w:r>
+        <w:rPr>
+          <w:lang w:val="hi_IN" w:bidi="hi_IN"/>
+        </w:rPr>
+        <w:t>उत्पत्ति 23:11</w:t>
+      </w:r>
+    </w:p>
+    <w:p>
+      <w:pPr>
+        <w:pStyle w:val="ListBullet"/>
+        <w:spacing w:line="240" w:lineRule="auto"/>
+        <w:ind w:left="720"/>
+      </w:pPr>
+      <w:r>
+        <w:rPr>
+          <w:lang w:val="hi_IN" w:bidi="hi_IN"/>
+        </w:rPr>
+      </w:r>
+      <w:r>
+        <w:rPr>
+          <w:lang w:val="hi_IN" w:bidi="hi_IN"/>
+        </w:rPr>
+        <w:t>उत्पत्ति 25:10</w:t>
+      </w:r>
+    </w:p>
+    <w:p>
+      <w:pPr>
+        <w:pStyle w:val="ListBullet"/>
+        <w:spacing w:line="240" w:lineRule="auto"/>
+        <w:ind w:left="720"/>
+      </w:pPr>
+      <w:r>
+        <w:rPr>
+          <w:lang w:val="hi_IN" w:bidi="hi_IN"/>
+        </w:rPr>
+      </w:r>
+      <w:r>
+        <w:rPr>
+          <w:lang w:val="hi_IN" w:bidi="hi_IN"/>
+        </w:rPr>
+        <w:t>यहोशू 1: 4–5</w:t>
+      </w:r>
+    </w:p>
+    <w:p>
+      <w:pPr>
+        <w:pStyle w:val="ListBullet"/>
+        <w:spacing w:line="240" w:lineRule="auto"/>
+        <w:ind w:left="720"/>
+      </w:pPr>
+      <w:r>
+        <w:rPr>
+          <w:lang w:val="hi_IN" w:bidi="hi_IN"/>
+        </w:rPr>
+      </w:r>
+      <w:r>
+        <w:rPr>
+          <w:lang w:val="hi_IN" w:bidi="hi_IN"/>
+        </w:rPr>
+        <w:t>नहेम्याह 9:8</w:t>
+      </w:r>
+    </w:p>
+    <w:p>
+      <w:pPr>
+        <w:pStyle w:val="ListBullet"/>
+        <w:spacing w:line="240" w:lineRule="auto"/>
+        <w:ind w:left="720"/>
+      </w:pPr>
+      <w:r>
+        <w:rPr>
+          <w:lang w:val="hi_IN" w:bidi="hi_IN"/>
+        </w:rPr>
+      </w:r>
+      <w:r>
+        <w:rPr>
+          <w:lang w:val="hi_IN" w:bidi="hi_IN"/>
+        </w:rPr>
+        <w:t>गिनती 13:27–29</w:t>
+      </w:r>
     </w:p>
     <w:p>
       <w:pPr>
@@ -7899,66 +7383,48 @@
           <w:lang w:val="hi_IN" w:bidi="hi_IN"/>
         </w:rPr>
       </w:r>
-      <w:hyperlink r:id="rId90">
-        <w:r>
-          <w:rPr>
-            <w:lang w:val="hi_IN" w:bidi="hi_IN"/>
-          </w:rPr>
-          <w:rPr>
-            <w:color w:val="0000EE"/>
-            <w:u w:val="single"/>
-          </w:rPr>
-          <w:t>निर्गमन 04:6–7</w:t>
-        </w:r>
-      </w:hyperlink>
-    </w:p>
-    <w:p>
-      <w:pPr>
-        <w:pStyle w:val="ListBullet"/>
-        <w:spacing w:line="240" w:lineRule="auto"/>
-        <w:ind w:left="720"/>
-      </w:pPr>
-      <w:r>
-        <w:rPr>
-          <w:lang w:val="hi_IN" w:bidi="hi_IN"/>
-        </w:rPr>
-      </w:r>
-      <w:hyperlink r:id="rId91">
-        <w:r>
-          <w:rPr>
-            <w:lang w:val="hi_IN" w:bidi="hi_IN"/>
-          </w:rPr>
-          <w:rPr>
-            <w:color w:val="0000EE"/>
-            <w:u w:val="single"/>
-          </w:rPr>
-          <w:t>अय्यूब 37:4–6</w:t>
-        </w:r>
-      </w:hyperlink>
-    </w:p>
-    <w:p>
-      <w:pPr>
-        <w:pStyle w:val="ListBullet"/>
-        <w:spacing w:line="240" w:lineRule="auto"/>
-        <w:ind w:left="720"/>
-      </w:pPr>
-      <w:r>
-        <w:rPr>
-          <w:lang w:val="hi_IN" w:bidi="hi_IN"/>
-        </w:rPr>
-      </w:r>
-      <w:hyperlink r:id="rId92">
-        <w:r>
-          <w:rPr>
-            <w:lang w:val="hi_IN" w:bidi="hi_IN"/>
-          </w:rPr>
-          <w:rPr>
-            <w:color w:val="0000EE"/>
-            <w:u w:val="single"/>
-          </w:rPr>
-          <w:t>मत्ती. 28:3–4</w:t>
-        </w:r>
-      </w:hyperlink>
+      <w:r>
+        <w:rPr>
+          <w:lang w:val="hi_IN" w:bidi="hi_IN"/>
+        </w:rPr>
+        <w:t>निर्गमन 04:6–7</w:t>
+      </w:r>
+    </w:p>
+    <w:p>
+      <w:pPr>
+        <w:pStyle w:val="ListBullet"/>
+        <w:spacing w:line="240" w:lineRule="auto"/>
+        <w:ind w:left="720"/>
+      </w:pPr>
+      <w:r>
+        <w:rPr>
+          <w:lang w:val="hi_IN" w:bidi="hi_IN"/>
+        </w:rPr>
+      </w:r>
+      <w:r>
+        <w:rPr>
+          <w:lang w:val="hi_IN" w:bidi="hi_IN"/>
+        </w:rPr>
+        <w:t>अय्यूब 37:4–6</w:t>
+      </w:r>
+    </w:p>
+    <w:p>
+      <w:pPr>
+        <w:pStyle w:val="ListBullet"/>
+        <w:spacing w:line="240" w:lineRule="auto"/>
+        <w:ind w:left="720"/>
+      </w:pPr>
+      <w:r>
+        <w:rPr>
+          <w:lang w:val="hi_IN" w:bidi="hi_IN"/>
+        </w:rPr>
+      </w:r>
+      <w:r>
+        <w:rPr>
+          <w:lang w:val="hi_IN" w:bidi="hi_IN"/>
+        </w:rPr>
+        <w:t>मत्ती. 28:3–4</w:t>
+      </w:r>
     </w:p>
     <w:p>
       <w:pPr>
@@ -7989,18 +7455,12 @@
           <w:lang w:val="hi_IN" w:bidi="hi_IN"/>
         </w:rPr>
       </w:r>
-      <w:hyperlink r:id="rId93">
-        <w:r>
-          <w:rPr>
-            <w:lang w:val="hi_IN" w:bidi="hi_IN"/>
-          </w:rPr>
-          <w:rPr>
-            <w:color w:val="0000EE"/>
-            <w:u w:val="single"/>
-          </w:rPr>
-          <w:t>प्रकाशितवाक्य 01:14–16</w:t>
-        </w:r>
-      </w:hyperlink>
+      <w:r>
+        <w:rPr>
+          <w:lang w:val="hi_IN" w:bidi="hi_IN"/>
+        </w:rPr>
+        <w:t>प्रकाशितवाक्य 01:14–16</w:t>
+      </w:r>
     </w:p>
     <w:p>
       <w:pPr>
@@ -8411,234 +7871,174 @@
           <w:lang w:val="hi_IN" w:bidi="hi_IN"/>
         </w:rPr>
       </w:r>
-      <w:hyperlink r:id="rId94">
-        <w:r>
-          <w:rPr>
-            <w:lang w:val="hi_IN" w:bidi="hi_IN"/>
-          </w:rPr>
-          <w:rPr>
-            <w:color w:val="0000EE"/>
-            <w:u w:val="single"/>
-          </w:rPr>
-          <w:t>व्यवस्थाविवरण 01:37–38</w:t>
-        </w:r>
-      </w:hyperlink>
-    </w:p>
-    <w:p>
-      <w:pPr>
-        <w:pStyle w:val="ListBullet"/>
-        <w:spacing w:line="240" w:lineRule="auto"/>
-        <w:ind w:left="720"/>
-      </w:pPr>
-      <w:r>
-        <w:rPr>
-          <w:lang w:val="hi_IN" w:bidi="hi_IN"/>
-        </w:rPr>
-      </w:r>
-      <w:hyperlink r:id="rId70">
-        <w:r>
-          <w:rPr>
-            <w:lang w:val="hi_IN" w:bidi="hi_IN"/>
-          </w:rPr>
-          <w:rPr>
-            <w:color w:val="0000EE"/>
-            <w:u w:val="single"/>
-          </w:rPr>
-          <w:t>2 राजा 18:19–21</w:t>
-        </w:r>
-      </w:hyperlink>
-    </w:p>
-    <w:p>
-      <w:pPr>
-        <w:pStyle w:val="ListBullet"/>
-        <w:spacing w:line="240" w:lineRule="auto"/>
-        <w:ind w:left="720"/>
-      </w:pPr>
-      <w:r>
-        <w:rPr>
-          <w:lang w:val="hi_IN" w:bidi="hi_IN"/>
-        </w:rPr>
-      </w:r>
-      <w:hyperlink r:id="rId24">
-        <w:r>
-          <w:rPr>
-            <w:lang w:val="hi_IN" w:bidi="hi_IN"/>
-          </w:rPr>
-          <w:rPr>
-            <w:color w:val="0000EE"/>
-            <w:u w:val="single"/>
-          </w:rPr>
-          <w:t>1 इतिहास 17:25–27</w:t>
-        </w:r>
-      </w:hyperlink>
-    </w:p>
-    <w:p>
-      <w:pPr>
-        <w:pStyle w:val="ListBullet"/>
-        <w:spacing w:line="240" w:lineRule="auto"/>
-        <w:ind w:left="720"/>
-      </w:pPr>
-      <w:r>
-        <w:rPr>
-          <w:lang w:val="hi_IN" w:bidi="hi_IN"/>
-        </w:rPr>
-      </w:r>
-      <w:hyperlink r:id="rId95">
-        <w:r>
-          <w:rPr>
-            <w:lang w:val="hi_IN" w:bidi="hi_IN"/>
-          </w:rPr>
-          <w:rPr>
-            <w:color w:val="0000EE"/>
-            <w:u w:val="single"/>
-          </w:rPr>
-          <w:t>मत्ती 09:20–22</w:t>
-        </w:r>
-      </w:hyperlink>
-    </w:p>
-    <w:p>
-      <w:pPr>
-        <w:pStyle w:val="ListBullet"/>
-        <w:spacing w:line="240" w:lineRule="auto"/>
-        <w:ind w:left="720"/>
-      </w:pPr>
-      <w:r>
-        <w:rPr>
-          <w:lang w:val="hi_IN" w:bidi="hi_IN"/>
-        </w:rPr>
-      </w:r>
-      <w:hyperlink r:id="rId96">
-        <w:r>
-          <w:rPr>
-            <w:lang w:val="hi_IN" w:bidi="hi_IN"/>
-          </w:rPr>
-          <w:rPr>
-            <w:color w:val="0000EE"/>
-            <w:u w:val="single"/>
-          </w:rPr>
-          <w:t>1 कुरिन्थियों 14:1–4</w:t>
-        </w:r>
-      </w:hyperlink>
-    </w:p>
-    <w:p>
-      <w:pPr>
-        <w:pStyle w:val="ListBullet"/>
-        <w:spacing w:line="240" w:lineRule="auto"/>
-        <w:ind w:left="720"/>
-      </w:pPr>
-      <w:r>
-        <w:rPr>
-          <w:lang w:val="hi_IN" w:bidi="hi_IN"/>
-        </w:rPr>
-      </w:r>
-      <w:hyperlink r:id="rId37">
-        <w:r>
-          <w:rPr>
-            <w:lang w:val="hi_IN" w:bidi="hi_IN"/>
-          </w:rPr>
-          <w:rPr>
-            <w:color w:val="0000EE"/>
-            <w:u w:val="single"/>
-          </w:rPr>
-          <w:t>2 कुरिन्थियों 07:13</w:t>
-        </w:r>
-      </w:hyperlink>
-    </w:p>
-    <w:p>
-      <w:pPr>
-        <w:pStyle w:val="ListBullet"/>
-        <w:spacing w:line="240" w:lineRule="auto"/>
-        <w:ind w:left="720"/>
-      </w:pPr>
-      <w:r>
-        <w:rPr>
-          <w:lang w:val="hi_IN" w:bidi="hi_IN"/>
-        </w:rPr>
-      </w:r>
-      <w:hyperlink r:id="rId97">
-        <w:r>
-          <w:rPr>
-            <w:lang w:val="hi_IN" w:bidi="hi_IN"/>
-          </w:rPr>
-          <w:rPr>
-            <w:color w:val="0000EE"/>
-            <w:u w:val="single"/>
-          </w:rPr>
-          <w:t>प्रेरि. 05:40–42</w:t>
-        </w:r>
-      </w:hyperlink>
-    </w:p>
-    <w:p>
-      <w:pPr>
-        <w:pStyle w:val="ListBullet"/>
-        <w:spacing w:line="240" w:lineRule="auto"/>
-        <w:ind w:left="720"/>
-      </w:pPr>
-      <w:r>
-        <w:rPr>
-          <w:lang w:val="hi_IN" w:bidi="hi_IN"/>
-        </w:rPr>
-      </w:r>
-      <w:hyperlink r:id="rId98">
-        <w:r>
-          <w:rPr>
-            <w:lang w:val="hi_IN" w:bidi="hi_IN"/>
-          </w:rPr>
-          <w:rPr>
-            <w:color w:val="0000EE"/>
-            <w:u w:val="single"/>
-          </w:rPr>
-          <w:t>प्रेरि. 16:40</w:t>
-        </w:r>
-      </w:hyperlink>
-    </w:p>
-    <w:p>
-      <w:pPr>
-        <w:pStyle w:val="ListBullet"/>
-        <w:spacing w:line="240" w:lineRule="auto"/>
-        <w:ind w:left="720"/>
-      </w:pPr>
-      <w:r>
-        <w:rPr>
-          <w:lang w:val="hi_IN" w:bidi="hi_IN"/>
-        </w:rPr>
-      </w:r>
-      <w:hyperlink r:id="rId99">
-        <w:r>
-          <w:rPr>
-            <w:lang w:val="hi_IN" w:bidi="hi_IN"/>
-          </w:rPr>
-          <w:rPr>
-            <w:color w:val="0000EE"/>
-            <w:u w:val="single"/>
-          </w:rPr>
-          <w:t>इब्रानियों 03:12–13</w:t>
-        </w:r>
-      </w:hyperlink>
-    </w:p>
-    <w:p>
-      <w:pPr>
-        <w:pStyle w:val="ListBullet"/>
-        <w:spacing w:line="240" w:lineRule="auto"/>
-        <w:ind w:left="720"/>
-      </w:pPr>
-      <w:r>
-        <w:rPr>
-          <w:lang w:val="hi_IN" w:bidi="hi_IN"/>
-        </w:rPr>
-      </w:r>
-      <w:hyperlink r:id="rId100">
-        <w:r>
-          <w:rPr>
-            <w:lang w:val="hi_IN" w:bidi="hi_IN"/>
-          </w:rPr>
-          <w:rPr>
-            <w:color w:val="0000EE"/>
-            <w:u w:val="single"/>
-          </w:rPr>
-          <w:t>इब्रानियों 13:5–6</w:t>
-        </w:r>
-      </w:hyperlink>
+      <w:r>
+        <w:rPr>
+          <w:lang w:val="hi_IN" w:bidi="hi_IN"/>
+        </w:rPr>
+        <w:t>व्यवस्थाविवरण 01:37–38</w:t>
+      </w:r>
+    </w:p>
+    <w:p>
+      <w:pPr>
+        <w:pStyle w:val="ListBullet"/>
+        <w:spacing w:line="240" w:lineRule="auto"/>
+        <w:ind w:left="720"/>
+      </w:pPr>
+      <w:r>
+        <w:rPr>
+          <w:lang w:val="hi_IN" w:bidi="hi_IN"/>
+        </w:rPr>
+      </w:r>
+      <w:r>
+        <w:rPr>
+          <w:lang w:val="hi_IN" w:bidi="hi_IN"/>
+        </w:rPr>
+        <w:t>2 राजा 18:19–21</w:t>
+      </w:r>
+    </w:p>
+    <w:p>
+      <w:pPr>
+        <w:pStyle w:val="ListBullet"/>
+        <w:spacing w:line="240" w:lineRule="auto"/>
+        <w:ind w:left="720"/>
+      </w:pPr>
+      <w:r>
+        <w:rPr>
+          <w:lang w:val="hi_IN" w:bidi="hi_IN"/>
+        </w:rPr>
+      </w:r>
+      <w:r>
+        <w:rPr>
+          <w:lang w:val="hi_IN" w:bidi="hi_IN"/>
+        </w:rPr>
+        <w:t>1 इतिहास 17:25–27</w:t>
+      </w:r>
+    </w:p>
+    <w:p>
+      <w:pPr>
+        <w:pStyle w:val="ListBullet"/>
+        <w:spacing w:line="240" w:lineRule="auto"/>
+        <w:ind w:left="720"/>
+      </w:pPr>
+      <w:r>
+        <w:rPr>
+          <w:lang w:val="hi_IN" w:bidi="hi_IN"/>
+        </w:rPr>
+      </w:r>
+      <w:r>
+        <w:rPr>
+          <w:lang w:val="hi_IN" w:bidi="hi_IN"/>
+        </w:rPr>
+        <w:t>मत्ती 09:20–22</w:t>
+      </w:r>
+    </w:p>
+    <w:p>
+      <w:pPr>
+        <w:pStyle w:val="ListBullet"/>
+        <w:spacing w:line="240" w:lineRule="auto"/>
+        <w:ind w:left="720"/>
+      </w:pPr>
+      <w:r>
+        <w:rPr>
+          <w:lang w:val="hi_IN" w:bidi="hi_IN"/>
+        </w:rPr>
+      </w:r>
+      <w:r>
+        <w:rPr>
+          <w:lang w:val="hi_IN" w:bidi="hi_IN"/>
+        </w:rPr>
+        <w:t>1 कुरिन्थियों 14:1–4</w:t>
+      </w:r>
+    </w:p>
+    <w:p>
+      <w:pPr>
+        <w:pStyle w:val="ListBullet"/>
+        <w:spacing w:line="240" w:lineRule="auto"/>
+        <w:ind w:left="720"/>
+      </w:pPr>
+      <w:r>
+        <w:rPr>
+          <w:lang w:val="hi_IN" w:bidi="hi_IN"/>
+        </w:rPr>
+      </w:r>
+      <w:r>
+        <w:rPr>
+          <w:lang w:val="hi_IN" w:bidi="hi_IN"/>
+        </w:rPr>
+        <w:t>2 कुरिन्थियों 07:13</w:t>
+      </w:r>
+    </w:p>
+    <w:p>
+      <w:pPr>
+        <w:pStyle w:val="ListBullet"/>
+        <w:spacing w:line="240" w:lineRule="auto"/>
+        <w:ind w:left="720"/>
+      </w:pPr>
+      <w:r>
+        <w:rPr>
+          <w:lang w:val="hi_IN" w:bidi="hi_IN"/>
+        </w:rPr>
+      </w:r>
+      <w:r>
+        <w:rPr>
+          <w:lang w:val="hi_IN" w:bidi="hi_IN"/>
+        </w:rPr>
+        <w:t>प्रेरि. 05:40–42</w:t>
+      </w:r>
+    </w:p>
+    <w:p>
+      <w:pPr>
+        <w:pStyle w:val="ListBullet"/>
+        <w:spacing w:line="240" w:lineRule="auto"/>
+        <w:ind w:left="720"/>
+      </w:pPr>
+      <w:r>
+        <w:rPr>
+          <w:lang w:val="hi_IN" w:bidi="hi_IN"/>
+        </w:rPr>
+      </w:r>
+      <w:r>
+        <w:rPr>
+          <w:lang w:val="hi_IN" w:bidi="hi_IN"/>
+        </w:rPr>
+        <w:t>प्रेरि. 16:40</w:t>
+      </w:r>
+    </w:p>
+    <w:p>
+      <w:pPr>
+        <w:pStyle w:val="ListBullet"/>
+        <w:spacing w:line="240" w:lineRule="auto"/>
+        <w:ind w:left="720"/>
+      </w:pPr>
+      <w:r>
+        <w:rPr>
+          <w:lang w:val="hi_IN" w:bidi="hi_IN"/>
+        </w:rPr>
+      </w:r>
+      <w:r>
+        <w:rPr>
+          <w:lang w:val="hi_IN" w:bidi="hi_IN"/>
+        </w:rPr>
+        <w:t>इब्रानियों 03:12–13</w:t>
+      </w:r>
+    </w:p>
+    <w:p>
+      <w:pPr>
+        <w:pStyle w:val="ListBullet"/>
+        <w:spacing w:line="240" w:lineRule="auto"/>
+        <w:ind w:left="720"/>
+      </w:pPr>
+      <w:r>
+        <w:rPr>
+          <w:lang w:val="hi_IN" w:bidi="hi_IN"/>
+        </w:rPr>
+      </w:r>
+      <w:r>
+        <w:rPr>
+          <w:lang w:val="hi_IN" w:bidi="hi_IN"/>
+        </w:rPr>
+        <w:t>इब्रानियों 13:5–6</w:t>
+      </w:r>
     </w:p>
     <w:p>
       <w:pPr>
@@ -8854,66 +8254,48 @@
           <w:lang w:val="hi_IN" w:bidi="hi_IN"/>
         </w:rPr>
       </w:r>
-      <w:hyperlink r:id="rId14">
-        <w:r>
-          <w:rPr>
-            <w:lang w:val="hi_IN" w:bidi="hi_IN"/>
-          </w:rPr>
-          <w:rPr>
-            <w:color w:val="0000EE"/>
-            <w:u w:val="single"/>
-          </w:rPr>
-          <w:t>2 शमूएल 22:34–35</w:t>
-        </w:r>
-      </w:hyperlink>
-    </w:p>
-    <w:p>
-      <w:pPr>
-        <w:pStyle w:val="ListBullet"/>
-        <w:spacing w:line="240" w:lineRule="auto"/>
-        <w:ind w:left="720"/>
-      </w:pPr>
-      <w:r>
-        <w:rPr>
-          <w:lang w:val="hi_IN" w:bidi="hi_IN"/>
-        </w:rPr>
-      </w:r>
-      <w:hyperlink r:id="rId101">
-        <w:r>
-          <w:rPr>
-            <w:lang w:val="hi_IN" w:bidi="hi_IN"/>
-          </w:rPr>
-          <w:rPr>
-            <w:color w:val="0000EE"/>
-            <w:u w:val="single"/>
-          </w:rPr>
-          <w:t>उत्पत्ति 49:19–21</w:t>
-        </w:r>
-      </w:hyperlink>
-    </w:p>
-    <w:p>
-      <w:pPr>
-        <w:pStyle w:val="ListBullet"/>
-        <w:spacing w:line="240" w:lineRule="auto"/>
-        <w:ind w:left="720"/>
-      </w:pPr>
-      <w:r>
-        <w:rPr>
-          <w:lang w:val="hi_IN" w:bidi="hi_IN"/>
-        </w:rPr>
-      </w:r>
-      <w:hyperlink r:id="rId102">
-        <w:r>
-          <w:rPr>
-            <w:lang w:val="hi_IN" w:bidi="hi_IN"/>
-          </w:rPr>
-          <w:rPr>
-            <w:color w:val="0000EE"/>
-            <w:u w:val="single"/>
-          </w:rPr>
-          <w:t>अय्यूब 39:1–2</w:t>
-        </w:r>
-      </w:hyperlink>
+      <w:r>
+        <w:rPr>
+          <w:lang w:val="hi_IN" w:bidi="hi_IN"/>
+        </w:rPr>
+        <w:t>2 शमूएल 22:34–35</w:t>
+      </w:r>
+    </w:p>
+    <w:p>
+      <w:pPr>
+        <w:pStyle w:val="ListBullet"/>
+        <w:spacing w:line="240" w:lineRule="auto"/>
+        <w:ind w:left="720"/>
+      </w:pPr>
+      <w:r>
+        <w:rPr>
+          <w:lang w:val="hi_IN" w:bidi="hi_IN"/>
+        </w:rPr>
+      </w:r>
+      <w:r>
+        <w:rPr>
+          <w:lang w:val="hi_IN" w:bidi="hi_IN"/>
+        </w:rPr>
+        <w:t>उत्पत्ति 49:19–21</w:t>
+      </w:r>
+    </w:p>
+    <w:p>
+      <w:pPr>
+        <w:pStyle w:val="ListBullet"/>
+        <w:spacing w:line="240" w:lineRule="auto"/>
+        <w:ind w:left="720"/>
+      </w:pPr>
+      <w:r>
+        <w:rPr>
+          <w:lang w:val="hi_IN" w:bidi="hi_IN"/>
+        </w:rPr>
+      </w:r>
+      <w:r>
+        <w:rPr>
+          <w:lang w:val="hi_IN" w:bidi="hi_IN"/>
+        </w:rPr>
+        <w:t>अय्यूब 39:1–2</w:t>
+      </w:r>
     </w:p>
     <w:p>
       <w:pPr>
@@ -8944,18 +8326,12 @@
           <w:lang w:val="hi_IN" w:bidi="hi_IN"/>
         </w:rPr>
       </w:r>
-      <w:hyperlink r:id="rId103">
-        <w:r>
-          <w:rPr>
-            <w:lang w:val="hi_IN" w:bidi="hi_IN"/>
-          </w:rPr>
-          <w:rPr>
-            <w:color w:val="0000EE"/>
-            <w:u w:val="single"/>
-          </w:rPr>
-          <w:t>श्रेष्ठगीत 02:7</w:t>
-        </w:r>
-      </w:hyperlink>
+      <w:r>
+        <w:rPr>
+          <w:lang w:val="hi_IN" w:bidi="hi_IN"/>
+        </w:rPr>
+        <w:t>श्रेष्ठगीत 02:7</w:t>
+      </w:r>
     </w:p>
     <w:p>
       <w:pPr>
@@ -9245,18 +8621,12 @@
           <w:lang w:val="hi_IN" w:bidi="hi_IN"/>
         </w:rPr>
       </w:r>
-      <w:hyperlink r:id="rId70">
-        <w:r>
-          <w:rPr>
-            <w:lang w:val="hi_IN" w:bidi="hi_IN"/>
-          </w:rPr>
-          <w:rPr>
-            <w:color w:val="0000EE"/>
-            <w:u w:val="single"/>
-          </w:rPr>
-          <w:t>2 राजा 18:16–18</w:t>
-        </w:r>
-      </w:hyperlink>
+      <w:r>
+        <w:rPr>
+          <w:lang w:val="hi_IN" w:bidi="hi_IN"/>
+        </w:rPr>
+        <w:t>2 राजा 18:16–18</w:t>
+      </w:r>
     </w:p>
     <w:p>
       <w:pPr>
@@ -9498,114 +8868,84 @@
           <w:lang w:val="hi_IN" w:bidi="hi_IN"/>
         </w:rPr>
       </w:r>
-      <w:hyperlink r:id="rId104">
-        <w:r>
-          <w:rPr>
-            <w:lang w:val="hi_IN" w:bidi="hi_IN"/>
-          </w:rPr>
-          <w:rPr>
-            <w:color w:val="0000EE"/>
-            <w:u w:val="single"/>
-          </w:rPr>
-          <w:t>2 इतिहास 08:7–8</w:t>
-        </w:r>
-      </w:hyperlink>
-    </w:p>
-    <w:p>
-      <w:pPr>
-        <w:pStyle w:val="ListBullet"/>
-        <w:spacing w:line="240" w:lineRule="auto"/>
-        <w:ind w:left="720"/>
-      </w:pPr>
-      <w:r>
-        <w:rPr>
-          <w:lang w:val="hi_IN" w:bidi="hi_IN"/>
-        </w:rPr>
-      </w:r>
-      <w:hyperlink r:id="rId84">
-        <w:r>
-          <w:rPr>
-            <w:lang w:val="hi_IN" w:bidi="hi_IN"/>
-          </w:rPr>
-          <w:rPr>
-            <w:color w:val="0000EE"/>
-            <w:u w:val="single"/>
-          </w:rPr>
-          <w:t>निर्गमन 03:7–8</w:t>
-        </w:r>
-      </w:hyperlink>
-    </w:p>
-    <w:p>
-      <w:pPr>
-        <w:pStyle w:val="ListBullet"/>
-        <w:spacing w:line="240" w:lineRule="auto"/>
-        <w:ind w:left="720"/>
-      </w:pPr>
-      <w:r>
-        <w:rPr>
-          <w:lang w:val="hi_IN" w:bidi="hi_IN"/>
-        </w:rPr>
-      </w:r>
-      <w:hyperlink r:id="rId58">
-        <w:r>
-          <w:rPr>
-            <w:lang w:val="hi_IN" w:bidi="hi_IN"/>
-          </w:rPr>
-          <w:rPr>
-            <w:color w:val="0000EE"/>
-            <w:u w:val="single"/>
-          </w:rPr>
-          <w:t>उत्पत्ति 34:1–3</w:t>
-        </w:r>
-      </w:hyperlink>
-    </w:p>
-    <w:p>
-      <w:pPr>
-        <w:pStyle w:val="ListBullet"/>
-        <w:spacing w:line="240" w:lineRule="auto"/>
-        <w:ind w:left="720"/>
-      </w:pPr>
-      <w:r>
-        <w:rPr>
-          <w:lang w:val="hi_IN" w:bidi="hi_IN"/>
-        </w:rPr>
-      </w:r>
-      <w:hyperlink r:id="rId105">
-        <w:r>
-          <w:rPr>
-            <w:lang w:val="hi_IN" w:bidi="hi_IN"/>
-          </w:rPr>
-          <w:rPr>
-            <w:color w:val="0000EE"/>
-            <w:u w:val="single"/>
-          </w:rPr>
-          <w:t>यहोशू 09:1–2</w:t>
-        </w:r>
-      </w:hyperlink>
-    </w:p>
-    <w:p>
-      <w:pPr>
-        <w:pStyle w:val="ListBullet"/>
-        <w:spacing w:line="240" w:lineRule="auto"/>
-        <w:ind w:left="720"/>
-      </w:pPr>
-      <w:r>
-        <w:rPr>
-          <w:lang w:val="hi_IN" w:bidi="hi_IN"/>
-        </w:rPr>
-      </w:r>
-      <w:hyperlink r:id="rId106">
-        <w:r>
-          <w:rPr>
-            <w:lang w:val="hi_IN" w:bidi="hi_IN"/>
-          </w:rPr>
-          <w:rPr>
-            <w:color w:val="0000EE"/>
-            <w:u w:val="single"/>
-          </w:rPr>
-          <w:t>न्यायियों 03:1–3</w:t>
-        </w:r>
-      </w:hyperlink>
+      <w:r>
+        <w:rPr>
+          <w:lang w:val="hi_IN" w:bidi="hi_IN"/>
+        </w:rPr>
+        <w:t>2 इतिहास 08:7–8</w:t>
+      </w:r>
+    </w:p>
+    <w:p>
+      <w:pPr>
+        <w:pStyle w:val="ListBullet"/>
+        <w:spacing w:line="240" w:lineRule="auto"/>
+        <w:ind w:left="720"/>
+      </w:pPr>
+      <w:r>
+        <w:rPr>
+          <w:lang w:val="hi_IN" w:bidi="hi_IN"/>
+        </w:rPr>
+      </w:r>
+      <w:r>
+        <w:rPr>
+          <w:lang w:val="hi_IN" w:bidi="hi_IN"/>
+        </w:rPr>
+        <w:t>निर्गमन 03:7–8</w:t>
+      </w:r>
+    </w:p>
+    <w:p>
+      <w:pPr>
+        <w:pStyle w:val="ListBullet"/>
+        <w:spacing w:line="240" w:lineRule="auto"/>
+        <w:ind w:left="720"/>
+      </w:pPr>
+      <w:r>
+        <w:rPr>
+          <w:lang w:val="hi_IN" w:bidi="hi_IN"/>
+        </w:rPr>
+      </w:r>
+      <w:r>
+        <w:rPr>
+          <w:lang w:val="hi_IN" w:bidi="hi_IN"/>
+        </w:rPr>
+        <w:t>उत्पत्ति 34:1–3</w:t>
+      </w:r>
+    </w:p>
+    <w:p>
+      <w:pPr>
+        <w:pStyle w:val="ListBullet"/>
+        <w:spacing w:line="240" w:lineRule="auto"/>
+        <w:ind w:left="720"/>
+      </w:pPr>
+      <w:r>
+        <w:rPr>
+          <w:lang w:val="hi_IN" w:bidi="hi_IN"/>
+        </w:rPr>
+      </w:r>
+      <w:r>
+        <w:rPr>
+          <w:lang w:val="hi_IN" w:bidi="hi_IN"/>
+        </w:rPr>
+        <w:t>यहोशू 09:1–2</w:t>
+      </w:r>
+    </w:p>
+    <w:p>
+      <w:pPr>
+        <w:pStyle w:val="ListBullet"/>
+        <w:spacing w:line="240" w:lineRule="auto"/>
+        <w:ind w:left="720"/>
+      </w:pPr>
+      <w:r>
+        <w:rPr>
+          <w:lang w:val="hi_IN" w:bidi="hi_IN"/>
+        </w:rPr>
+      </w:r>
+      <w:r>
+        <w:rPr>
+          <w:lang w:val="hi_IN" w:bidi="hi_IN"/>
+        </w:rPr>
+        <w:t>न्यायियों 03:1–3</w:t>
+      </w:r>
     </w:p>
     <w:p>
       <w:pPr>
@@ -9811,162 +9151,120 @@
           <w:lang w:val="hi_IN" w:bidi="hi_IN"/>
         </w:rPr>
       </w:r>
-      <w:hyperlink r:id="rId14">
-        <w:r>
-          <w:rPr>
-            <w:lang w:val="hi_IN" w:bidi="hi_IN"/>
-          </w:rPr>
-          <w:rPr>
-            <w:color w:val="0000EE"/>
-            <w:u w:val="single"/>
-          </w:rPr>
-          <w:t>2 शमूएल 02:10–11</w:t>
-        </w:r>
-      </w:hyperlink>
-    </w:p>
-    <w:p>
-      <w:pPr>
-        <w:pStyle w:val="ListBullet"/>
-        <w:spacing w:line="240" w:lineRule="auto"/>
-        <w:ind w:left="720"/>
-      </w:pPr>
-      <w:r>
-        <w:rPr>
-          <w:lang w:val="hi_IN" w:bidi="hi_IN"/>
-        </w:rPr>
-      </w:r>
-      <w:hyperlink r:id="rId107">
-        <w:r>
-          <w:rPr>
-            <w:lang w:val="hi_IN" w:bidi="hi_IN"/>
-          </w:rPr>
-          <w:rPr>
-            <w:color w:val="0000EE"/>
-            <w:u w:val="single"/>
-          </w:rPr>
-          <w:t>उत्पत्ति 13:16–18</w:t>
-        </w:r>
-      </w:hyperlink>
-    </w:p>
-    <w:p>
-      <w:pPr>
-        <w:pStyle w:val="ListBullet"/>
-        <w:spacing w:line="240" w:lineRule="auto"/>
-        <w:ind w:left="720"/>
-      </w:pPr>
-      <w:r>
-        <w:rPr>
-          <w:lang w:val="hi_IN" w:bidi="hi_IN"/>
-        </w:rPr>
-      </w:r>
-      <w:hyperlink r:id="rId108">
-        <w:r>
-          <w:rPr>
-            <w:lang w:val="hi_IN" w:bidi="hi_IN"/>
-          </w:rPr>
-          <w:rPr>
-            <w:color w:val="0000EE"/>
-            <w:u w:val="single"/>
-          </w:rPr>
-          <w:t>उत्पत्ति 23:1–2</w:t>
-        </w:r>
-      </w:hyperlink>
-    </w:p>
-    <w:p>
-      <w:pPr>
-        <w:pStyle w:val="ListBullet"/>
-        <w:spacing w:line="240" w:lineRule="auto"/>
-        <w:ind w:left="720"/>
-      </w:pPr>
-      <w:r>
-        <w:rPr>
-          <w:lang w:val="hi_IN" w:bidi="hi_IN"/>
-        </w:rPr>
-      </w:r>
-      <w:hyperlink r:id="rId109">
-        <w:r>
-          <w:rPr>
-            <w:lang w:val="hi_IN" w:bidi="hi_IN"/>
-          </w:rPr>
-          <w:rPr>
-            <w:color w:val="0000EE"/>
-            <w:u w:val="single"/>
-          </w:rPr>
-          <w:t>उत्पत्ति 35:26–27</w:t>
-        </w:r>
-      </w:hyperlink>
-    </w:p>
-    <w:p>
-      <w:pPr>
-        <w:pStyle w:val="ListBullet"/>
-        <w:spacing w:line="240" w:lineRule="auto"/>
-        <w:ind w:left="720"/>
-      </w:pPr>
-      <w:r>
-        <w:rPr>
-          <w:lang w:val="hi_IN" w:bidi="hi_IN"/>
-        </w:rPr>
-      </w:r>
-      <w:hyperlink r:id="rId110">
-        <w:r>
-          <w:rPr>
-            <w:lang w:val="hi_IN" w:bidi="hi_IN"/>
-          </w:rPr>
-          <w:rPr>
-            <w:color w:val="0000EE"/>
-            <w:u w:val="single"/>
-          </w:rPr>
-          <w:t>उत्पत्ति 37:12–14</w:t>
-        </w:r>
-      </w:hyperlink>
-    </w:p>
-    <w:p>
-      <w:pPr>
-        <w:pStyle w:val="ListBullet"/>
-        <w:spacing w:line="240" w:lineRule="auto"/>
-        <w:ind w:left="720"/>
-      </w:pPr>
-      <w:r>
-        <w:rPr>
-          <w:lang w:val="hi_IN" w:bidi="hi_IN"/>
-        </w:rPr>
-      </w:r>
-      <w:hyperlink r:id="rId111">
-        <w:r>
-          <w:rPr>
-            <w:lang w:val="hi_IN" w:bidi="hi_IN"/>
-          </w:rPr>
-          <w:rPr>
-            <w:color w:val="0000EE"/>
-            <w:u w:val="single"/>
-          </w:rPr>
-          <w:t>न्यायियों 01:8–10</w:t>
-        </w:r>
-      </w:hyperlink>
-    </w:p>
-    <w:p>
-      <w:pPr>
-        <w:pStyle w:val="ListBullet"/>
-        <w:spacing w:line="240" w:lineRule="auto"/>
-        <w:ind w:left="720"/>
-      </w:pPr>
-      <w:r>
-        <w:rPr>
-          <w:lang w:val="hi_IN" w:bidi="hi_IN"/>
-        </w:rPr>
-      </w:r>
-      <w:hyperlink r:id="rId112">
-        <w:r>
-          <w:rPr>
-            <w:lang w:val="hi_IN" w:bidi="hi_IN"/>
-          </w:rPr>
-          <w:rPr>
-            <w:color w:val="0000EE"/>
-            <w:u w:val="single"/>
-          </w:rPr>
-          <w:t>गिनती 13:21–22</w:t>
-        </w:r>
-      </w:hyperlink>
+      <w:r>
+        <w:rPr>
+          <w:lang w:val="hi_IN" w:bidi="hi_IN"/>
+        </w:rPr>
+        <w:t>2 शमूएल 02:10–11</w:t>
+      </w:r>
+    </w:p>
+    <w:p>
+      <w:pPr>
+        <w:pStyle w:val="ListBullet"/>
+        <w:spacing w:line="240" w:lineRule="auto"/>
+        <w:ind w:left="720"/>
+      </w:pPr>
+      <w:r>
+        <w:rPr>
+          <w:lang w:val="hi_IN" w:bidi="hi_IN"/>
+        </w:rPr>
+      </w:r>
+      <w:r>
+        <w:rPr>
+          <w:lang w:val="hi_IN" w:bidi="hi_IN"/>
+        </w:rPr>
+        <w:t>उत्पत्ति 13:16–18</w:t>
+      </w:r>
+    </w:p>
+    <w:p>
+      <w:pPr>
+        <w:pStyle w:val="ListBullet"/>
+        <w:spacing w:line="240" w:lineRule="auto"/>
+        <w:ind w:left="720"/>
+      </w:pPr>
+      <w:r>
+        <w:rPr>
+          <w:lang w:val="hi_IN" w:bidi="hi_IN"/>
+        </w:rPr>
+      </w:r>
+      <w:r>
+        <w:rPr>
+          <w:lang w:val="hi_IN" w:bidi="hi_IN"/>
+        </w:rPr>
+        <w:t>उत्पत्ति 23:1–2</w:t>
+      </w:r>
+    </w:p>
+    <w:p>
+      <w:pPr>
+        <w:pStyle w:val="ListBullet"/>
+        <w:spacing w:line="240" w:lineRule="auto"/>
+        <w:ind w:left="720"/>
+      </w:pPr>
+      <w:r>
+        <w:rPr>
+          <w:lang w:val="hi_IN" w:bidi="hi_IN"/>
+        </w:rPr>
+      </w:r>
+      <w:r>
+        <w:rPr>
+          <w:lang w:val="hi_IN" w:bidi="hi_IN"/>
+        </w:rPr>
+        <w:t>उत्पत्ति 35:26–27</w:t>
+      </w:r>
+    </w:p>
+    <w:p>
+      <w:pPr>
+        <w:pStyle w:val="ListBullet"/>
+        <w:spacing w:line="240" w:lineRule="auto"/>
+        <w:ind w:left="720"/>
+      </w:pPr>
+      <w:r>
+        <w:rPr>
+          <w:lang w:val="hi_IN" w:bidi="hi_IN"/>
+        </w:rPr>
+      </w:r>
+      <w:r>
+        <w:rPr>
+          <w:lang w:val="hi_IN" w:bidi="hi_IN"/>
+        </w:rPr>
+        <w:t>उत्पत्ति 37:12–14</w:t>
+      </w:r>
+    </w:p>
+    <w:p>
+      <w:pPr>
+        <w:pStyle w:val="ListBullet"/>
+        <w:spacing w:line="240" w:lineRule="auto"/>
+        <w:ind w:left="720"/>
+      </w:pPr>
+      <w:r>
+        <w:rPr>
+          <w:lang w:val="hi_IN" w:bidi="hi_IN"/>
+        </w:rPr>
+      </w:r>
+      <w:r>
+        <w:rPr>
+          <w:lang w:val="hi_IN" w:bidi="hi_IN"/>
+        </w:rPr>
+        <w:t>न्यायियों 01:8–10</w:t>
+      </w:r>
+    </w:p>
+    <w:p>
+      <w:pPr>
+        <w:pStyle w:val="ListBullet"/>
+        <w:spacing w:line="240" w:lineRule="auto"/>
+        <w:ind w:left="720"/>
+      </w:pPr>
+      <w:r>
+        <w:rPr>
+          <w:lang w:val="hi_IN" w:bidi="hi_IN"/>
+        </w:rPr>
+      </w:r>
+      <w:r>
+        <w:rPr>
+          <w:lang w:val="hi_IN" w:bidi="hi_IN"/>
+        </w:rPr>
+        <w:t>गिनती 13:21–22</w:t>
+      </w:r>
     </w:p>
     <w:p>
       <w:pPr>
@@ -10166,90 +9464,66 @@
           <w:lang w:val="hi_IN" w:bidi="hi_IN"/>
         </w:rPr>
       </w:r>
-      <w:hyperlink r:id="rId113">
-        <w:r>
-          <w:rPr>
-            <w:lang w:val="hi_IN" w:bidi="hi_IN"/>
-          </w:rPr>
-          <w:rPr>
-            <w:color w:val="0000EE"/>
-            <w:u w:val="single"/>
-          </w:rPr>
-          <w:t>लूका 3:19</w:t>
-        </w:r>
-      </w:hyperlink>
-    </w:p>
-    <w:p>
-      <w:pPr>
-        <w:pStyle w:val="ListBullet"/>
-        <w:spacing w:line="240" w:lineRule="auto"/>
-        <w:ind w:left="720"/>
-      </w:pPr>
-      <w:r>
-        <w:rPr>
-          <w:lang w:val="hi_IN" w:bidi="hi_IN"/>
-        </w:rPr>
-      </w:r>
-      <w:hyperlink r:id="rId114">
-        <w:r>
-          <w:rPr>
-            <w:lang w:val="hi_IN" w:bidi="hi_IN"/>
-          </w:rPr>
-          <w:rPr>
-            <w:color w:val="0000EE"/>
-            <w:u w:val="single"/>
-          </w:rPr>
-          <w:t>मरकुस 6:17</w:t>
-        </w:r>
-      </w:hyperlink>
-    </w:p>
-    <w:p>
-      <w:pPr>
-        <w:pStyle w:val="ListBullet"/>
-        <w:spacing w:line="240" w:lineRule="auto"/>
-        <w:ind w:left="720"/>
-      </w:pPr>
-      <w:r>
-        <w:rPr>
-          <w:lang w:val="hi_IN" w:bidi="hi_IN"/>
-        </w:rPr>
-      </w:r>
-      <w:hyperlink r:id="rId115">
-        <w:r>
-          <w:rPr>
-            <w:lang w:val="hi_IN" w:bidi="hi_IN"/>
-          </w:rPr>
-          <w:rPr>
-            <w:color w:val="0000EE"/>
-            <w:u w:val="single"/>
-          </w:rPr>
-          <w:t>मरकुस 6:22</w:t>
-        </w:r>
-      </w:hyperlink>
-    </w:p>
-    <w:p>
-      <w:pPr>
-        <w:pStyle w:val="ListBullet"/>
-        <w:spacing w:line="240" w:lineRule="auto"/>
-        <w:ind w:left="720"/>
-      </w:pPr>
-      <w:r>
-        <w:rPr>
-          <w:lang w:val="hi_IN" w:bidi="hi_IN"/>
-        </w:rPr>
-      </w:r>
-      <w:hyperlink r:id="rId116">
-        <w:r>
-          <w:rPr>
-            <w:lang w:val="hi_IN" w:bidi="hi_IN"/>
-          </w:rPr>
-          <w:rPr>
-            <w:color w:val="0000EE"/>
-            <w:u w:val="single"/>
-          </w:rPr>
-          <w:t>मत्ती 14:4</w:t>
-        </w:r>
-      </w:hyperlink>
+      <w:r>
+        <w:rPr>
+          <w:lang w:val="hi_IN" w:bidi="hi_IN"/>
+        </w:rPr>
+        <w:t>लूका 3:19</w:t>
+      </w:r>
+    </w:p>
+    <w:p>
+      <w:pPr>
+        <w:pStyle w:val="ListBullet"/>
+        <w:spacing w:line="240" w:lineRule="auto"/>
+        <w:ind w:left="720"/>
+      </w:pPr>
+      <w:r>
+        <w:rPr>
+          <w:lang w:val="hi_IN" w:bidi="hi_IN"/>
+        </w:rPr>
+      </w:r>
+      <w:r>
+        <w:rPr>
+          <w:lang w:val="hi_IN" w:bidi="hi_IN"/>
+        </w:rPr>
+        <w:t>मरकुस 6:17</w:t>
+      </w:r>
+    </w:p>
+    <w:p>
+      <w:pPr>
+        <w:pStyle w:val="ListBullet"/>
+        <w:spacing w:line="240" w:lineRule="auto"/>
+        <w:ind w:left="720"/>
+      </w:pPr>
+      <w:r>
+        <w:rPr>
+          <w:lang w:val="hi_IN" w:bidi="hi_IN"/>
+        </w:rPr>
+      </w:r>
+      <w:r>
+        <w:rPr>
+          <w:lang w:val="hi_IN" w:bidi="hi_IN"/>
+        </w:rPr>
+        <w:t>मरकुस 6:22</w:t>
+      </w:r>
+    </w:p>
+    <w:p>
+      <w:pPr>
+        <w:pStyle w:val="ListBullet"/>
+        <w:spacing w:line="240" w:lineRule="auto"/>
+        <w:ind w:left="720"/>
+      </w:pPr>
+      <w:r>
+        <w:rPr>
+          <w:lang w:val="hi_IN" w:bidi="hi_IN"/>
+        </w:rPr>
+      </w:r>
+      <w:r>
+        <w:rPr>
+          <w:lang w:val="hi_IN" w:bidi="hi_IN"/>
+        </w:rPr>
+        <w:t>मत्ती 14:4</w:t>
+      </w:r>
     </w:p>
     <w:p>
       <w:pPr>
@@ -10535,162 +9809,120 @@
           <w:lang w:val="hi_IN" w:bidi="hi_IN"/>
         </w:rPr>
       </w:r>
-      <w:hyperlink r:id="rId117">
-        <w:r>
-          <w:rPr>
-            <w:lang w:val="hi_IN" w:bidi="hi_IN"/>
-          </w:rPr>
-          <w:rPr>
-            <w:color w:val="0000EE"/>
-            <w:u w:val="single"/>
-          </w:rPr>
-          <w:t>लूका 3:1–2</w:t>
-        </w:r>
-      </w:hyperlink>
-    </w:p>
-    <w:p>
-      <w:pPr>
-        <w:pStyle w:val="ListBullet"/>
-        <w:spacing w:line="240" w:lineRule="auto"/>
-        <w:ind w:left="720"/>
-      </w:pPr>
-      <w:r>
-        <w:rPr>
-          <w:lang w:val="hi_IN" w:bidi="hi_IN"/>
-        </w:rPr>
-      </w:r>
-      <w:hyperlink r:id="rId118">
-        <w:r>
-          <w:rPr>
-            <w:lang w:val="hi_IN" w:bidi="hi_IN"/>
-          </w:rPr>
-          <w:rPr>
-            <w:color w:val="0000EE"/>
-            <w:u w:val="single"/>
-          </w:rPr>
-          <w:t>लूका 3:20</w:t>
-        </w:r>
-      </w:hyperlink>
-    </w:p>
-    <w:p>
-      <w:pPr>
-        <w:pStyle w:val="ListBullet"/>
-        <w:spacing w:line="240" w:lineRule="auto"/>
-        <w:ind w:left="720"/>
-      </w:pPr>
-      <w:r>
-        <w:rPr>
-          <w:lang w:val="hi_IN" w:bidi="hi_IN"/>
-        </w:rPr>
-      </w:r>
-      <w:hyperlink r:id="rId119">
-        <w:r>
-          <w:rPr>
-            <w:lang w:val="hi_IN" w:bidi="hi_IN"/>
-          </w:rPr>
-          <w:rPr>
-            <w:color w:val="0000EE"/>
-            <w:u w:val="single"/>
-          </w:rPr>
-          <w:t>लूका 9:9</w:t>
-        </w:r>
-      </w:hyperlink>
-    </w:p>
-    <w:p>
-      <w:pPr>
-        <w:pStyle w:val="ListBullet"/>
-        <w:spacing w:line="240" w:lineRule="auto"/>
-        <w:ind w:left="720"/>
-      </w:pPr>
-      <w:r>
-        <w:rPr>
-          <w:lang w:val="hi_IN" w:bidi="hi_IN"/>
-        </w:rPr>
-      </w:r>
-      <w:hyperlink r:id="rId120">
-        <w:r>
-          <w:rPr>
-            <w:lang w:val="hi_IN" w:bidi="hi_IN"/>
-          </w:rPr>
-          <w:rPr>
-            <w:color w:val="0000EE"/>
-            <w:u w:val="single"/>
-          </w:rPr>
-          <w:t>लूका 13:32</w:t>
-        </w:r>
-      </w:hyperlink>
-    </w:p>
-    <w:p>
-      <w:pPr>
-        <w:pStyle w:val="ListBullet"/>
-        <w:spacing w:line="240" w:lineRule="auto"/>
-        <w:ind w:left="720"/>
-      </w:pPr>
-      <w:r>
-        <w:rPr>
-          <w:lang w:val="hi_IN" w:bidi="hi_IN"/>
-        </w:rPr>
-      </w:r>
-      <w:hyperlink r:id="rId121">
-        <w:r>
-          <w:rPr>
-            <w:lang w:val="hi_IN" w:bidi="hi_IN"/>
-          </w:rPr>
-          <w:rPr>
-            <w:color w:val="0000EE"/>
-            <w:u w:val="single"/>
-          </w:rPr>
-          <w:t>लूका 23:9</w:t>
-        </w:r>
-      </w:hyperlink>
-    </w:p>
-    <w:p>
-      <w:pPr>
-        <w:pStyle w:val="ListBullet"/>
-        <w:spacing w:line="240" w:lineRule="auto"/>
-        <w:ind w:left="720"/>
-      </w:pPr>
-      <w:r>
-        <w:rPr>
-          <w:lang w:val="hi_IN" w:bidi="hi_IN"/>
-        </w:rPr>
-      </w:r>
-      <w:hyperlink r:id="rId122">
-        <w:r>
-          <w:rPr>
-            <w:lang w:val="hi_IN" w:bidi="hi_IN"/>
-          </w:rPr>
-          <w:rPr>
-            <w:color w:val="0000EE"/>
-            <w:u w:val="single"/>
-          </w:rPr>
-          <w:t>मरकुस 6:20</w:t>
-        </w:r>
-      </w:hyperlink>
-    </w:p>
-    <w:p>
-      <w:pPr>
-        <w:pStyle w:val="ListBullet"/>
-        <w:spacing w:line="240" w:lineRule="auto"/>
-        <w:ind w:left="720"/>
-      </w:pPr>
-      <w:r>
-        <w:rPr>
-          <w:lang w:val="hi_IN" w:bidi="hi_IN"/>
-        </w:rPr>
-      </w:r>
-      <w:hyperlink r:id="rId123">
-        <w:r>
-          <w:rPr>
-            <w:lang w:val="hi_IN" w:bidi="hi_IN"/>
-          </w:rPr>
-          <w:rPr>
-            <w:color w:val="0000EE"/>
-            <w:u w:val="single"/>
-          </w:rPr>
-          <w:t>मत्ती 14:2</w:t>
-        </w:r>
-      </w:hyperlink>
+      <w:r>
+        <w:rPr>
+          <w:lang w:val="hi_IN" w:bidi="hi_IN"/>
+        </w:rPr>
+        <w:t>लूका 3:1–2</w:t>
+      </w:r>
+    </w:p>
+    <w:p>
+      <w:pPr>
+        <w:pStyle w:val="ListBullet"/>
+        <w:spacing w:line="240" w:lineRule="auto"/>
+        <w:ind w:left="720"/>
+      </w:pPr>
+      <w:r>
+        <w:rPr>
+          <w:lang w:val="hi_IN" w:bidi="hi_IN"/>
+        </w:rPr>
+      </w:r>
+      <w:r>
+        <w:rPr>
+          <w:lang w:val="hi_IN" w:bidi="hi_IN"/>
+        </w:rPr>
+        <w:t>लूका 3:20</w:t>
+      </w:r>
+    </w:p>
+    <w:p>
+      <w:pPr>
+        <w:pStyle w:val="ListBullet"/>
+        <w:spacing w:line="240" w:lineRule="auto"/>
+        <w:ind w:left="720"/>
+      </w:pPr>
+      <w:r>
+        <w:rPr>
+          <w:lang w:val="hi_IN" w:bidi="hi_IN"/>
+        </w:rPr>
+      </w:r>
+      <w:r>
+        <w:rPr>
+          <w:lang w:val="hi_IN" w:bidi="hi_IN"/>
+        </w:rPr>
+        <w:t>लूका 9:9</w:t>
+      </w:r>
+    </w:p>
+    <w:p>
+      <w:pPr>
+        <w:pStyle w:val="ListBullet"/>
+        <w:spacing w:line="240" w:lineRule="auto"/>
+        <w:ind w:left="720"/>
+      </w:pPr>
+      <w:r>
+        <w:rPr>
+          <w:lang w:val="hi_IN" w:bidi="hi_IN"/>
+        </w:rPr>
+      </w:r>
+      <w:r>
+        <w:rPr>
+          <w:lang w:val="hi_IN" w:bidi="hi_IN"/>
+        </w:rPr>
+        <w:t>लूका 13:32</w:t>
+      </w:r>
+    </w:p>
+    <w:p>
+      <w:pPr>
+        <w:pStyle w:val="ListBullet"/>
+        <w:spacing w:line="240" w:lineRule="auto"/>
+        <w:ind w:left="720"/>
+      </w:pPr>
+      <w:r>
+        <w:rPr>
+          <w:lang w:val="hi_IN" w:bidi="hi_IN"/>
+        </w:rPr>
+      </w:r>
+      <w:r>
+        <w:rPr>
+          <w:lang w:val="hi_IN" w:bidi="hi_IN"/>
+        </w:rPr>
+        <w:t>लूका 23:9</w:t>
+      </w:r>
+    </w:p>
+    <w:p>
+      <w:pPr>
+        <w:pStyle w:val="ListBullet"/>
+        <w:spacing w:line="240" w:lineRule="auto"/>
+        <w:ind w:left="720"/>
+      </w:pPr>
+      <w:r>
+        <w:rPr>
+          <w:lang w:val="hi_IN" w:bidi="hi_IN"/>
+        </w:rPr>
+      </w:r>
+      <w:r>
+        <w:rPr>
+          <w:lang w:val="hi_IN" w:bidi="hi_IN"/>
+        </w:rPr>
+        <w:t>मरकुस 6:20</w:t>
+      </w:r>
+    </w:p>
+    <w:p>
+      <w:pPr>
+        <w:pStyle w:val="ListBullet"/>
+        <w:spacing w:line="240" w:lineRule="auto"/>
+        <w:ind w:left="720"/>
+      </w:pPr>
+      <w:r>
+        <w:rPr>
+          <w:lang w:val="hi_IN" w:bidi="hi_IN"/>
+        </w:rPr>
+      </w:r>
+      <w:r>
+        <w:rPr>
+          <w:lang w:val="hi_IN" w:bidi="hi_IN"/>
+        </w:rPr>
+        <w:t>मत्ती 14:2</w:t>
+      </w:r>
     </w:p>
     <w:p>
       <w:pPr>
@@ -10968,114 +10200,84 @@
           <w:lang w:val="hi_IN" w:bidi="hi_IN"/>
         </w:rPr>
       </w:r>
-      <w:hyperlink r:id="rId124">
-        <w:r>
-          <w:rPr>
-            <w:lang w:val="hi_IN" w:bidi="hi_IN"/>
-          </w:rPr>
-          <w:rPr>
-            <w:color w:val="0000EE"/>
-            <w:u w:val="single"/>
-          </w:rPr>
-          <w:t>मत्ती 2:3</w:t>
-        </w:r>
-      </w:hyperlink>
-    </w:p>
-    <w:p>
-      <w:pPr>
-        <w:pStyle w:val="ListBullet"/>
-        <w:spacing w:line="240" w:lineRule="auto"/>
-        <w:ind w:left="720"/>
-      </w:pPr>
-      <w:r>
-        <w:rPr>
-          <w:lang w:val="hi_IN" w:bidi="hi_IN"/>
-        </w:rPr>
-      </w:r>
-      <w:hyperlink r:id="rId125">
-        <w:r>
-          <w:rPr>
-            <w:lang w:val="hi_IN" w:bidi="hi_IN"/>
-          </w:rPr>
-          <w:rPr>
-            <w:color w:val="0000EE"/>
-            <w:u w:val="single"/>
-          </w:rPr>
-          <w:t>मत्ती 2:12</w:t>
-        </w:r>
-      </w:hyperlink>
-    </w:p>
-    <w:p>
-      <w:pPr>
-        <w:pStyle w:val="ListBullet"/>
-        <w:spacing w:line="240" w:lineRule="auto"/>
-        <w:ind w:left="720"/>
-      </w:pPr>
-      <w:r>
-        <w:rPr>
-          <w:lang w:val="hi_IN" w:bidi="hi_IN"/>
-        </w:rPr>
-      </w:r>
-      <w:hyperlink r:id="rId126">
-        <w:r>
-          <w:rPr>
-            <w:lang w:val="hi_IN" w:bidi="hi_IN"/>
-          </w:rPr>
-          <w:rPr>
-            <w:color w:val="0000EE"/>
-            <w:u w:val="single"/>
-          </w:rPr>
-          <w:t>मत्ती 2:16</w:t>
-        </w:r>
-      </w:hyperlink>
-    </w:p>
-    <w:p>
-      <w:pPr>
-        <w:pStyle w:val="ListBullet"/>
-        <w:spacing w:line="240" w:lineRule="auto"/>
-        <w:ind w:left="720"/>
-      </w:pPr>
-      <w:r>
-        <w:rPr>
-          <w:lang w:val="hi_IN" w:bidi="hi_IN"/>
-        </w:rPr>
-      </w:r>
-      <w:hyperlink r:id="rId127">
-        <w:r>
-          <w:rPr>
-            <w:lang w:val="hi_IN" w:bidi="hi_IN"/>
-          </w:rPr>
-          <w:rPr>
-            <w:color w:val="0000EE"/>
-            <w:u w:val="single"/>
-          </w:rPr>
-          <w:t>मत्ती 2:20</w:t>
-        </w:r>
-      </w:hyperlink>
-    </w:p>
-    <w:p>
-      <w:pPr>
-        <w:pStyle w:val="ListBullet"/>
-        <w:spacing w:line="240" w:lineRule="auto"/>
-        <w:ind w:left="720"/>
-      </w:pPr>
-      <w:r>
-        <w:rPr>
-          <w:lang w:val="hi_IN" w:bidi="hi_IN"/>
-        </w:rPr>
-      </w:r>
-      <w:hyperlink r:id="rId128">
-        <w:r>
-          <w:rPr>
-            <w:lang w:val="hi_IN" w:bidi="hi_IN"/>
-          </w:rPr>
-          <w:rPr>
-            <w:color w:val="0000EE"/>
-            <w:u w:val="single"/>
-          </w:rPr>
-          <w:t>मत्ती 2:22</w:t>
-        </w:r>
-      </w:hyperlink>
+      <w:r>
+        <w:rPr>
+          <w:lang w:val="hi_IN" w:bidi="hi_IN"/>
+        </w:rPr>
+        <w:t>मत्ती 2:3</w:t>
+      </w:r>
+    </w:p>
+    <w:p>
+      <w:pPr>
+        <w:pStyle w:val="ListBullet"/>
+        <w:spacing w:line="240" w:lineRule="auto"/>
+        <w:ind w:left="720"/>
+      </w:pPr>
+      <w:r>
+        <w:rPr>
+          <w:lang w:val="hi_IN" w:bidi="hi_IN"/>
+        </w:rPr>
+      </w:r>
+      <w:r>
+        <w:rPr>
+          <w:lang w:val="hi_IN" w:bidi="hi_IN"/>
+        </w:rPr>
+        <w:t>मत्ती 2:12</w:t>
+      </w:r>
+    </w:p>
+    <w:p>
+      <w:pPr>
+        <w:pStyle w:val="ListBullet"/>
+        <w:spacing w:line="240" w:lineRule="auto"/>
+        <w:ind w:left="720"/>
+      </w:pPr>
+      <w:r>
+        <w:rPr>
+          <w:lang w:val="hi_IN" w:bidi="hi_IN"/>
+        </w:rPr>
+      </w:r>
+      <w:r>
+        <w:rPr>
+          <w:lang w:val="hi_IN" w:bidi="hi_IN"/>
+        </w:rPr>
+        <w:t>मत्ती 2:16</w:t>
+      </w:r>
+    </w:p>
+    <w:p>
+      <w:pPr>
+        <w:pStyle w:val="ListBullet"/>
+        <w:spacing w:line="240" w:lineRule="auto"/>
+        <w:ind w:left="720"/>
+      </w:pPr>
+      <w:r>
+        <w:rPr>
+          <w:lang w:val="hi_IN" w:bidi="hi_IN"/>
+        </w:rPr>
+      </w:r>
+      <w:r>
+        <w:rPr>
+          <w:lang w:val="hi_IN" w:bidi="hi_IN"/>
+        </w:rPr>
+        <w:t>मत्ती 2:20</w:t>
+      </w:r>
+    </w:p>
+    <w:p>
+      <w:pPr>
+        <w:pStyle w:val="ListBullet"/>
+        <w:spacing w:line="240" w:lineRule="auto"/>
+        <w:ind w:left="720"/>
+      </w:pPr>
+      <w:r>
+        <w:rPr>
+          <w:lang w:val="hi_IN" w:bidi="hi_IN"/>
+        </w:rPr>
+      </w:r>
+      <w:r>
+        <w:rPr>
+          <w:lang w:val="hi_IN" w:bidi="hi_IN"/>
+        </w:rPr>
+        <w:t>मत्ती 2:22</w:t>
+      </w:r>
     </w:p>
     <w:p>
       <w:pPr>
@@ -11305,66 +10507,48 @@
           <w:lang w:val="hi_IN" w:bidi="hi_IN"/>
         </w:rPr>
       </w:r>
-      <w:hyperlink r:id="rId24">
-        <w:r>
-          <w:rPr>
-            <w:lang w:val="hi_IN" w:bidi="hi_IN"/>
-          </w:rPr>
-          <w:rPr>
-            <w:color w:val="0000EE"/>
-            <w:u w:val="single"/>
-          </w:rPr>
-          <w:t>1 इतिहास 26:31–32</w:t>
-        </w:r>
-      </w:hyperlink>
-    </w:p>
-    <w:p>
-      <w:pPr>
-        <w:pStyle w:val="ListBullet"/>
-        <w:spacing w:line="240" w:lineRule="auto"/>
-        <w:ind w:left="720"/>
-      </w:pPr>
-      <w:r>
-        <w:rPr>
-          <w:lang w:val="hi_IN" w:bidi="hi_IN"/>
-        </w:rPr>
-      </w:r>
-      <w:hyperlink r:id="rId129">
-        <w:r>
-          <w:rPr>
-            <w:lang w:val="hi_IN" w:bidi="hi_IN"/>
-          </w:rPr>
-          <w:rPr>
-            <w:color w:val="0000EE"/>
-            <w:u w:val="single"/>
-          </w:rPr>
-          <w:t>यहेजकेल 27:4–5</w:t>
-        </w:r>
-      </w:hyperlink>
-    </w:p>
-    <w:p>
-      <w:pPr>
-        <w:pStyle w:val="ListBullet"/>
-        <w:spacing w:line="240" w:lineRule="auto"/>
-        <w:ind w:left="720"/>
-      </w:pPr>
-      <w:r>
-        <w:rPr>
-          <w:lang w:val="hi_IN" w:bidi="hi_IN"/>
-        </w:rPr>
-      </w:r>
-      <w:hyperlink r:id="rId130">
-        <w:r>
-          <w:rPr>
-            <w:lang w:val="hi_IN" w:bidi="hi_IN"/>
-          </w:rPr>
-          <w:rPr>
-            <w:color w:val="0000EE"/>
-            <w:u w:val="single"/>
-          </w:rPr>
-          <w:t>यहोशू 11:16–17</w:t>
-        </w:r>
-      </w:hyperlink>
+      <w:r>
+        <w:rPr>
+          <w:lang w:val="hi_IN" w:bidi="hi_IN"/>
+        </w:rPr>
+        <w:t>1 इतिहास 26:31–32</w:t>
+      </w:r>
+    </w:p>
+    <w:p>
+      <w:pPr>
+        <w:pStyle w:val="ListBullet"/>
+        <w:spacing w:line="240" w:lineRule="auto"/>
+        <w:ind w:left="720"/>
+      </w:pPr>
+      <w:r>
+        <w:rPr>
+          <w:lang w:val="hi_IN" w:bidi="hi_IN"/>
+        </w:rPr>
+      </w:r>
+      <w:r>
+        <w:rPr>
+          <w:lang w:val="hi_IN" w:bidi="hi_IN"/>
+        </w:rPr>
+        <w:t>यहेजकेल 27:4–5</w:t>
+      </w:r>
+    </w:p>
+    <w:p>
+      <w:pPr>
+        <w:pStyle w:val="ListBullet"/>
+        <w:spacing w:line="240" w:lineRule="auto"/>
+        <w:ind w:left="720"/>
+      </w:pPr>
+      <w:r>
+        <w:rPr>
+          <w:lang w:val="hi_IN" w:bidi="hi_IN"/>
+        </w:rPr>
+      </w:r>
+      <w:r>
+        <w:rPr>
+          <w:lang w:val="hi_IN" w:bidi="hi_IN"/>
+        </w:rPr>
+        <w:t>यहोशू 11:16–17</w:t>
+      </w:r>
     </w:p>
     <w:p>
       <w:pPr>
@@ -11395,18 +10579,12 @@
           <w:lang w:val="hi_IN" w:bidi="hi_IN"/>
         </w:rPr>
       </w:r>
-      <w:hyperlink r:id="rId131">
-        <w:r>
-          <w:rPr>
-            <w:lang w:val="hi_IN" w:bidi="hi_IN"/>
-          </w:rPr>
-          <w:rPr>
-            <w:color w:val="0000EE"/>
-            <w:u w:val="single"/>
-          </w:rPr>
-          <w:t>श्रेष्ठगीत 04:8</w:t>
-        </w:r>
-      </w:hyperlink>
+      <w:r>
+        <w:rPr>
+          <w:lang w:val="hi_IN" w:bidi="hi_IN"/>
+        </w:rPr>
+        <w:t>श्रेष्ठगीत 04:8</w:t>
+      </w:r>
     </w:p>
     <w:p>
       <w:pPr>
@@ -11797,114 +10975,84 @@
           <w:lang w:val="hi_IN" w:bidi="hi_IN"/>
         </w:rPr>
       </w:r>
-      <w:hyperlink r:id="rId132">
-        <w:r>
-          <w:rPr>
-            <w:lang w:val="hi_IN" w:bidi="hi_IN"/>
-          </w:rPr>
-          <w:rPr>
-            <w:color w:val="0000EE"/>
-            <w:u w:val="single"/>
-          </w:rPr>
-          <w:t>निर्गमन 40:5–7</w:t>
-        </w:r>
-      </w:hyperlink>
-    </w:p>
-    <w:p>
-      <w:pPr>
-        <w:pStyle w:val="ListBullet"/>
-        <w:spacing w:line="240" w:lineRule="auto"/>
-        <w:ind w:left="720"/>
-      </w:pPr>
-      <w:r>
-        <w:rPr>
-          <w:lang w:val="hi_IN" w:bidi="hi_IN"/>
-        </w:rPr>
-      </w:r>
-      <w:hyperlink r:id="rId133">
-        <w:r>
-          <w:rPr>
-            <w:lang w:val="hi_IN" w:bidi="hi_IN"/>
-          </w:rPr>
-          <w:rPr>
-            <w:color w:val="0000EE"/>
-            <w:u w:val="single"/>
-          </w:rPr>
-          <w:t>उत्पत्ति 8:20</w:t>
-        </w:r>
-      </w:hyperlink>
-    </w:p>
-    <w:p>
-      <w:pPr>
-        <w:pStyle w:val="ListBullet"/>
-        <w:spacing w:line="240" w:lineRule="auto"/>
-        <w:ind w:left="720"/>
-      </w:pPr>
-      <w:r>
-        <w:rPr>
-          <w:lang w:val="hi_IN" w:bidi="hi_IN"/>
-        </w:rPr>
-      </w:r>
-      <w:hyperlink r:id="rId134">
-        <w:r>
-          <w:rPr>
-            <w:lang w:val="hi_IN" w:bidi="hi_IN"/>
-          </w:rPr>
-          <w:rPr>
-            <w:color w:val="0000EE"/>
-            <w:u w:val="single"/>
-          </w:rPr>
-          <w:t>उत्पत्ति 22:1–3</w:t>
-        </w:r>
-      </w:hyperlink>
-    </w:p>
-    <w:p>
-      <w:pPr>
-        <w:pStyle w:val="ListBullet"/>
-        <w:spacing w:line="240" w:lineRule="auto"/>
-        <w:ind w:left="720"/>
-      </w:pPr>
-      <w:r>
-        <w:rPr>
-          <w:lang w:val="hi_IN" w:bidi="hi_IN"/>
-        </w:rPr>
-      </w:r>
-      <w:hyperlink r:id="rId135">
-        <w:r>
-          <w:rPr>
-            <w:lang w:val="hi_IN" w:bidi="hi_IN"/>
-          </w:rPr>
-          <w:rPr>
-            <w:color w:val="0000EE"/>
-            <w:u w:val="single"/>
-          </w:rPr>
-          <w:t>लैव्यव्यवस्था 3:5</w:t>
-        </w:r>
-      </w:hyperlink>
-    </w:p>
-    <w:p>
-      <w:pPr>
-        <w:pStyle w:val="ListBullet"/>
-        <w:spacing w:line="240" w:lineRule="auto"/>
-        <w:ind w:left="720"/>
-      </w:pPr>
-      <w:r>
-        <w:rPr>
-          <w:lang w:val="hi_IN" w:bidi="hi_IN"/>
-        </w:rPr>
-      </w:r>
-      <w:hyperlink r:id="rId136">
-        <w:r>
-          <w:rPr>
-            <w:lang w:val="hi_IN" w:bidi="hi_IN"/>
-          </w:rPr>
-          <w:rPr>
-            <w:color w:val="0000EE"/>
-            <w:u w:val="single"/>
-          </w:rPr>
-          <w:t>मरकुस 12:33</w:t>
-        </w:r>
-      </w:hyperlink>
+      <w:r>
+        <w:rPr>
+          <w:lang w:val="hi_IN" w:bidi="hi_IN"/>
+        </w:rPr>
+        <w:t>निर्गमन 40:5–7</w:t>
+      </w:r>
+    </w:p>
+    <w:p>
+      <w:pPr>
+        <w:pStyle w:val="ListBullet"/>
+        <w:spacing w:line="240" w:lineRule="auto"/>
+        <w:ind w:left="720"/>
+      </w:pPr>
+      <w:r>
+        <w:rPr>
+          <w:lang w:val="hi_IN" w:bidi="hi_IN"/>
+        </w:rPr>
+      </w:r>
+      <w:r>
+        <w:rPr>
+          <w:lang w:val="hi_IN" w:bidi="hi_IN"/>
+        </w:rPr>
+        <w:t>उत्पत्ति 8:20</w:t>
+      </w:r>
+    </w:p>
+    <w:p>
+      <w:pPr>
+        <w:pStyle w:val="ListBullet"/>
+        <w:spacing w:line="240" w:lineRule="auto"/>
+        <w:ind w:left="720"/>
+      </w:pPr>
+      <w:r>
+        <w:rPr>
+          <w:lang w:val="hi_IN" w:bidi="hi_IN"/>
+        </w:rPr>
+      </w:r>
+      <w:r>
+        <w:rPr>
+          <w:lang w:val="hi_IN" w:bidi="hi_IN"/>
+        </w:rPr>
+        <w:t>उत्पत्ति 22:1–3</w:t>
+      </w:r>
+    </w:p>
+    <w:p>
+      <w:pPr>
+        <w:pStyle w:val="ListBullet"/>
+        <w:spacing w:line="240" w:lineRule="auto"/>
+        <w:ind w:left="720"/>
+      </w:pPr>
+      <w:r>
+        <w:rPr>
+          <w:lang w:val="hi_IN" w:bidi="hi_IN"/>
+        </w:rPr>
+      </w:r>
+      <w:r>
+        <w:rPr>
+          <w:lang w:val="hi_IN" w:bidi="hi_IN"/>
+        </w:rPr>
+        <w:t>लैव्यव्यवस्था 3:5</w:t>
+      </w:r>
+    </w:p>
+    <w:p>
+      <w:pPr>
+        <w:pStyle w:val="ListBullet"/>
+        <w:spacing w:line="240" w:lineRule="auto"/>
+        <w:ind w:left="720"/>
+      </w:pPr>
+      <w:r>
+        <w:rPr>
+          <w:lang w:val="hi_IN" w:bidi="hi_IN"/>
+        </w:rPr>
+      </w:r>
+      <w:r>
+        <w:rPr>
+          <w:lang w:val="hi_IN" w:bidi="hi_IN"/>
+        </w:rPr>
+        <w:t>मरकुस 12:33</w:t>
+      </w:r>
     </w:p>
     <w:p>
       <w:pPr>
@@ -12200,66 +11348,48 @@
           <w:lang w:val="hi_IN" w:bidi="hi_IN"/>
         </w:rPr>
       </w:r>
-      <w:hyperlink r:id="rId80">
-        <w:r>
-          <w:rPr>
-            <w:lang w:val="hi_IN" w:bidi="hi_IN"/>
-          </w:rPr>
-          <w:rPr>
-            <w:color w:val="0000EE"/>
-            <w:u w:val="single"/>
-          </w:rPr>
-          <w:t>होशे 01:1–2</w:t>
-        </w:r>
-      </w:hyperlink>
-    </w:p>
-    <w:p>
-      <w:pPr>
-        <w:pStyle w:val="ListBullet"/>
-        <w:spacing w:line="240" w:lineRule="auto"/>
-        <w:ind w:left="720"/>
-      </w:pPr>
-      <w:r>
-        <w:rPr>
-          <w:lang w:val="hi_IN" w:bidi="hi_IN"/>
-        </w:rPr>
-      </w:r>
-      <w:hyperlink r:id="rId137">
-        <w:r>
-          <w:rPr>
-            <w:lang w:val="hi_IN" w:bidi="hi_IN"/>
-          </w:rPr>
-          <w:rPr>
-            <w:color w:val="0000EE"/>
-            <w:u w:val="single"/>
-          </w:rPr>
-          <w:t>होशे 01:3–5</w:t>
-        </w:r>
-      </w:hyperlink>
-    </w:p>
-    <w:p>
-      <w:pPr>
-        <w:pStyle w:val="ListBullet"/>
-        <w:spacing w:line="240" w:lineRule="auto"/>
-        <w:ind w:left="720"/>
-      </w:pPr>
-      <w:r>
-        <w:rPr>
-          <w:lang w:val="hi_IN" w:bidi="hi_IN"/>
-        </w:rPr>
-      </w:r>
-      <w:hyperlink r:id="rId138">
-        <w:r>
-          <w:rPr>
-            <w:lang w:val="hi_IN" w:bidi="hi_IN"/>
-          </w:rPr>
-          <w:rPr>
-            <w:color w:val="0000EE"/>
-            <w:u w:val="single"/>
-          </w:rPr>
-          <w:t>होशे 01:6–7</w:t>
-        </w:r>
-      </w:hyperlink>
+      <w:r>
+        <w:rPr>
+          <w:lang w:val="hi_IN" w:bidi="hi_IN"/>
+        </w:rPr>
+        <w:t>होशे 01:1–2</w:t>
+      </w:r>
+    </w:p>
+    <w:p>
+      <w:pPr>
+        <w:pStyle w:val="ListBullet"/>
+        <w:spacing w:line="240" w:lineRule="auto"/>
+        <w:ind w:left="720"/>
+      </w:pPr>
+      <w:r>
+        <w:rPr>
+          <w:lang w:val="hi_IN" w:bidi="hi_IN"/>
+        </w:rPr>
+      </w:r>
+      <w:r>
+        <w:rPr>
+          <w:lang w:val="hi_IN" w:bidi="hi_IN"/>
+        </w:rPr>
+        <w:t>होशे 01:3–5</w:t>
+      </w:r>
+    </w:p>
+    <w:p>
+      <w:pPr>
+        <w:pStyle w:val="ListBullet"/>
+        <w:spacing w:line="240" w:lineRule="auto"/>
+        <w:ind w:left="720"/>
+      </w:pPr>
+      <w:r>
+        <w:rPr>
+          <w:lang w:val="hi_IN" w:bidi="hi_IN"/>
+        </w:rPr>
+      </w:r>
+      <w:r>
+        <w:rPr>
+          <w:lang w:val="hi_IN" w:bidi="hi_IN"/>
+        </w:rPr>
+        <w:t>होशे 01:6–7</w:t>
+      </w:r>
     </w:p>
     <w:p>
       <w:pPr>
@@ -12543,114 +11673,84 @@
           <w:lang w:val="hi_IN" w:bidi="hi_IN"/>
         </w:rPr>
       </w:r>
-      <w:hyperlink r:id="rId24">
-        <w:r>
-          <w:rPr>
-            <w:lang w:val="hi_IN" w:bidi="hi_IN"/>
-          </w:rPr>
-          <w:rPr>
-            <w:color w:val="0000EE"/>
-            <w:u w:val="single"/>
-          </w:rPr>
-          <w:t>1 इतिहास 27:19–22</w:t>
-        </w:r>
-      </w:hyperlink>
-    </w:p>
-    <w:p>
-      <w:pPr>
-        <w:pStyle w:val="ListBullet"/>
-        <w:spacing w:line="240" w:lineRule="auto"/>
-        <w:ind w:left="720"/>
-      </w:pPr>
-      <w:r>
-        <w:rPr>
-          <w:lang w:val="hi_IN" w:bidi="hi_IN"/>
-        </w:rPr>
-      </w:r>
-      <w:hyperlink r:id="rId70">
-        <w:r>
-          <w:rPr>
-            <w:lang w:val="hi_IN" w:bidi="hi_IN"/>
-          </w:rPr>
-          <w:rPr>
-            <w:color w:val="0000EE"/>
-            <w:u w:val="single"/>
-          </w:rPr>
-          <w:t>2 राजा 15:29–31</w:t>
-        </w:r>
-      </w:hyperlink>
-    </w:p>
-    <w:p>
-      <w:pPr>
-        <w:pStyle w:val="ListBullet"/>
-        <w:spacing w:line="240" w:lineRule="auto"/>
-        <w:ind w:left="720"/>
-      </w:pPr>
-      <w:r>
-        <w:rPr>
-          <w:lang w:val="hi_IN" w:bidi="hi_IN"/>
-        </w:rPr>
-      </w:r>
-      <w:hyperlink r:id="rId70">
-        <w:r>
-          <w:rPr>
-            <w:lang w:val="hi_IN" w:bidi="hi_IN"/>
-          </w:rPr>
-          <w:rPr>
-            <w:color w:val="0000EE"/>
-            <w:u w:val="single"/>
-          </w:rPr>
-          <w:t>2 राजा 17:1–3</w:t>
-        </w:r>
-      </w:hyperlink>
-    </w:p>
-    <w:p>
-      <w:pPr>
-        <w:pStyle w:val="ListBullet"/>
-        <w:spacing w:line="240" w:lineRule="auto"/>
-        <w:ind w:left="720"/>
-      </w:pPr>
-      <w:r>
-        <w:rPr>
-          <w:lang w:val="hi_IN" w:bidi="hi_IN"/>
-        </w:rPr>
-      </w:r>
-      <w:hyperlink r:id="rId70">
-        <w:r>
-          <w:rPr>
-            <w:lang w:val="hi_IN" w:bidi="hi_IN"/>
-          </w:rPr>
-          <w:rPr>
-            <w:color w:val="0000EE"/>
-            <w:u w:val="single"/>
-          </w:rPr>
-          <w:t>2 राजा 18:1–3</w:t>
-        </w:r>
-      </w:hyperlink>
-    </w:p>
-    <w:p>
-      <w:pPr>
-        <w:pStyle w:val="ListBullet"/>
-        <w:spacing w:line="240" w:lineRule="auto"/>
-        <w:ind w:left="720"/>
-      </w:pPr>
-      <w:r>
-        <w:rPr>
-          <w:lang w:val="hi_IN" w:bidi="hi_IN"/>
-        </w:rPr>
-      </w:r>
-      <w:hyperlink r:id="rId70">
-        <w:r>
-          <w:rPr>
-            <w:lang w:val="hi_IN" w:bidi="hi_IN"/>
-          </w:rPr>
-          <w:rPr>
-            <w:color w:val="0000EE"/>
-            <w:u w:val="single"/>
-          </w:rPr>
-          <w:t>2 राजा 18:9–10</w:t>
-        </w:r>
-      </w:hyperlink>
+      <w:r>
+        <w:rPr>
+          <w:lang w:val="hi_IN" w:bidi="hi_IN"/>
+        </w:rPr>
+        <w:t>1 इतिहास 27:19–22</w:t>
+      </w:r>
+    </w:p>
+    <w:p>
+      <w:pPr>
+        <w:pStyle w:val="ListBullet"/>
+        <w:spacing w:line="240" w:lineRule="auto"/>
+        <w:ind w:left="720"/>
+      </w:pPr>
+      <w:r>
+        <w:rPr>
+          <w:lang w:val="hi_IN" w:bidi="hi_IN"/>
+        </w:rPr>
+      </w:r>
+      <w:r>
+        <w:rPr>
+          <w:lang w:val="hi_IN" w:bidi="hi_IN"/>
+        </w:rPr>
+        <w:t>2 राजा 15:29–31</w:t>
+      </w:r>
+    </w:p>
+    <w:p>
+      <w:pPr>
+        <w:pStyle w:val="ListBullet"/>
+        <w:spacing w:line="240" w:lineRule="auto"/>
+        <w:ind w:left="720"/>
+      </w:pPr>
+      <w:r>
+        <w:rPr>
+          <w:lang w:val="hi_IN" w:bidi="hi_IN"/>
+        </w:rPr>
+      </w:r>
+      <w:r>
+        <w:rPr>
+          <w:lang w:val="hi_IN" w:bidi="hi_IN"/>
+        </w:rPr>
+        <w:t>2 राजा 17:1–3</w:t>
+      </w:r>
+    </w:p>
+    <w:p>
+      <w:pPr>
+        <w:pStyle w:val="ListBullet"/>
+        <w:spacing w:line="240" w:lineRule="auto"/>
+        <w:ind w:left="720"/>
+      </w:pPr>
+      <w:r>
+        <w:rPr>
+          <w:lang w:val="hi_IN" w:bidi="hi_IN"/>
+        </w:rPr>
+      </w:r>
+      <w:r>
+        <w:rPr>
+          <w:lang w:val="hi_IN" w:bidi="hi_IN"/>
+        </w:rPr>
+        <w:t>2 राजा 18:1–3</w:t>
+      </w:r>
+    </w:p>
+    <w:p>
+      <w:pPr>
+        <w:pStyle w:val="ListBullet"/>
+        <w:spacing w:line="240" w:lineRule="auto"/>
+        <w:ind w:left="720"/>
+      </w:pPr>
+      <w:r>
+        <w:rPr>
+          <w:lang w:val="hi_IN" w:bidi="hi_IN"/>
+        </w:rPr>
+      </w:r>
+      <w:r>
+        <w:rPr>
+          <w:lang w:val="hi_IN" w:bidi="hi_IN"/>
+        </w:rPr>
+        <w:t>2 राजा 18:9–10</w:t>
+      </w:r>
     </w:p>
     <w:p>
       <w:pPr>
